--- a/Docs/JOOLI_Manual_Usuario.docx
+++ b/Docs/JOOLI_Manual_Usuario.docx
@@ -24,6 +24,7 @@
         <w:spacing w:after="80"/>
         <w:jc w:val="center"/>
       </w:pPr>
+      <w:proofErr w:type="spellStart"/>
       <w:r>
         <w:rPr>
           <w:rFonts w:ascii="Arial" w:eastAsia="Arial" w:hAnsi="Arial" w:cs="Arial"/>
@@ -33,6 +34,7 @@
         </w:rPr>
         <w:t>CateringDesk</w:t>
       </w:r>
+      <w:proofErr w:type="spellEnd"/>
     </w:p>
     <w:p>
       <w:pPr>
@@ -139,14 +141,45 @@
       <w:pPr>
         <w:spacing w:before="80" w:after="80"/>
       </w:pPr>
-      <w:r>
-        <w:rPr>
-          <w:rFonts w:ascii="Arial" w:eastAsia="Arial" w:hAnsi="Arial" w:cs="Arial"/>
-          <w:color w:val="333333"/>
-          <w:sz w:val="22"/>
-          <w:szCs w:val="22"/>
-        </w:rPr>
-        <w:t>CateringDesk es la aplicación digital de JOOLI Catering para gestionar eventos, staff, checklists y presupuestos desde el celular o la computadora.</w:t>
+      <w:proofErr w:type="spellStart"/>
+      <w:r>
+        <w:rPr>
+          <w:rFonts w:ascii="Arial" w:eastAsia="Arial" w:hAnsi="Arial" w:cs="Arial"/>
+          <w:color w:val="333333"/>
+          <w:sz w:val="22"/>
+          <w:szCs w:val="22"/>
+        </w:rPr>
+        <w:t>CateringDesk</w:t>
+      </w:r>
+      <w:proofErr w:type="spellEnd"/>
+      <w:r>
+        <w:rPr>
+          <w:rFonts w:ascii="Arial" w:eastAsia="Arial" w:hAnsi="Arial" w:cs="Arial"/>
+          <w:color w:val="333333"/>
+          <w:sz w:val="22"/>
+          <w:szCs w:val="22"/>
+        </w:rPr>
+        <w:t xml:space="preserve"> es la aplicación digital de JOOLI Catering para gestionar eventos, staff, </w:t>
+      </w:r>
+      <w:proofErr w:type="spellStart"/>
+      <w:r>
+        <w:rPr>
+          <w:rFonts w:ascii="Arial" w:eastAsia="Arial" w:hAnsi="Arial" w:cs="Arial"/>
+          <w:color w:val="333333"/>
+          <w:sz w:val="22"/>
+          <w:szCs w:val="22"/>
+        </w:rPr>
+        <w:t>checklists</w:t>
+      </w:r>
+      <w:proofErr w:type="spellEnd"/>
+      <w:r>
+        <w:rPr>
+          <w:rFonts w:ascii="Arial" w:eastAsia="Arial" w:hAnsi="Arial" w:cs="Arial"/>
+          <w:color w:val="333333"/>
+          <w:sz w:val="22"/>
+          <w:szCs w:val="22"/>
+        </w:rPr>
+        <w:t xml:space="preserve"> y presupuestos desde el celular o la computadora.</w:t>
       </w:r>
     </w:p>
     <w:p>
@@ -165,16 +198,67 @@
           <w:sz w:val="22"/>
           <w:szCs w:val="22"/>
         </w:rPr>
-        <w:t>Este manual explica paso a paso cómo usar cada función de la app. No hace falta ser experto en tecnología —</w:t>
-      </w:r>
-      <w:r>
-        <w:rPr>
-          <w:rFonts w:ascii="Arial" w:eastAsia="Arial" w:hAnsi="Arial" w:cs="Arial"/>
-          <w:color w:val="333333"/>
-          <w:sz w:val="22"/>
-          <w:szCs w:val="22"/>
-        </w:rPr>
-        <w:t xml:space="preserve"> si sabés usar WhatsApp, podés usar CateringDesk.</w:t>
+        <w:t xml:space="preserve">Este manual explica paso a paso cómo usar cada función de la app. No hace falta ser experto en tecnología — si </w:t>
+      </w:r>
+      <w:proofErr w:type="spellStart"/>
+      <w:r>
+        <w:rPr>
+          <w:rFonts w:ascii="Arial" w:eastAsia="Arial" w:hAnsi="Arial" w:cs="Arial"/>
+          <w:color w:val="333333"/>
+          <w:sz w:val="22"/>
+          <w:szCs w:val="22"/>
+        </w:rPr>
+        <w:t>sabés</w:t>
+      </w:r>
+      <w:proofErr w:type="spellEnd"/>
+      <w:r>
+        <w:rPr>
+          <w:rFonts w:ascii="Arial" w:eastAsia="Arial" w:hAnsi="Arial" w:cs="Arial"/>
+          <w:color w:val="333333"/>
+          <w:sz w:val="22"/>
+          <w:szCs w:val="22"/>
+        </w:rPr>
+        <w:t xml:space="preserve"> usar WhatsApp, </w:t>
+      </w:r>
+      <w:proofErr w:type="spellStart"/>
+      <w:r>
+        <w:rPr>
+          <w:rFonts w:ascii="Arial" w:eastAsia="Arial" w:hAnsi="Arial" w:cs="Arial"/>
+          <w:color w:val="333333"/>
+          <w:sz w:val="22"/>
+          <w:szCs w:val="22"/>
+        </w:rPr>
+        <w:t>podés</w:t>
+      </w:r>
+      <w:proofErr w:type="spellEnd"/>
+      <w:r>
+        <w:rPr>
+          <w:rFonts w:ascii="Arial" w:eastAsia="Arial" w:hAnsi="Arial" w:cs="Arial"/>
+          <w:color w:val="333333"/>
+          <w:sz w:val="22"/>
+          <w:szCs w:val="22"/>
+        </w:rPr>
+        <w:t xml:space="preserve"> usar </w:t>
+      </w:r>
+      <w:proofErr w:type="spellStart"/>
+      <w:r>
+        <w:rPr>
+          <w:rFonts w:ascii="Arial" w:eastAsia="Arial" w:hAnsi="Arial" w:cs="Arial"/>
+          <w:color w:val="333333"/>
+          <w:sz w:val="22"/>
+          <w:szCs w:val="22"/>
+        </w:rPr>
+        <w:t>CateringDesk</w:t>
+      </w:r>
+      <w:proofErr w:type="spellEnd"/>
+      <w:r>
+        <w:rPr>
+          <w:rFonts w:ascii="Arial" w:eastAsia="Arial" w:hAnsi="Arial" w:cs="Arial"/>
+          <w:color w:val="333333"/>
+          <w:sz w:val="22"/>
+          <w:szCs w:val="22"/>
+        </w:rPr>
+        <w:t>.</w:t>
       </w:r>
     </w:p>
     <w:p>
@@ -209,16 +293,7 @@
           <w:sz w:val="22"/>
           <w:szCs w:val="22"/>
         </w:rPr>
-        <w:t xml:space="preserve">La app se abre desde </w:t>
-      </w:r>
-      <w:r>
-        <w:rPr>
-          <w:rFonts w:ascii="Arial" w:eastAsia="Arial" w:hAnsi="Arial" w:cs="Arial"/>
-          <w:color w:val="333333"/>
-          <w:sz w:val="22"/>
-          <w:szCs w:val="22"/>
-        </w:rPr>
-        <w:t>el navegador de tu celular o computadora. No requiere instalación.</w:t>
+        <w:t>La app se abre desde el navegador de tu celular o computadora. No requiere instalación.</w:t>
       </w:r>
     </w:p>
     <w:p>
@@ -254,14 +329,25 @@
         </w:numPr>
         <w:spacing w:before="60" w:after="60"/>
       </w:pPr>
-      <w:r>
-        <w:rPr>
-          <w:rFonts w:ascii="Arial" w:eastAsia="Arial" w:hAnsi="Arial" w:cs="Arial"/>
-          <w:color w:val="333333"/>
-          <w:sz w:val="22"/>
-          <w:szCs w:val="22"/>
-        </w:rPr>
-        <w:t>Ingresá la dirección de la app</w:t>
+      <w:proofErr w:type="spellStart"/>
+      <w:r>
+        <w:rPr>
+          <w:rFonts w:ascii="Arial" w:eastAsia="Arial" w:hAnsi="Arial" w:cs="Arial"/>
+          <w:color w:val="333333"/>
+          <w:sz w:val="22"/>
+          <w:szCs w:val="22"/>
+        </w:rPr>
+        <w:t>Ingresá</w:t>
+      </w:r>
+      <w:proofErr w:type="spellEnd"/>
+      <w:r>
+        <w:rPr>
+          <w:rFonts w:ascii="Arial" w:eastAsia="Arial" w:hAnsi="Arial" w:cs="Arial"/>
+          <w:color w:val="333333"/>
+          <w:sz w:val="22"/>
+          <w:szCs w:val="22"/>
+        </w:rPr>
+        <w:t xml:space="preserve"> la dirección de la app</w:t>
       </w:r>
     </w:p>
     <w:p>
@@ -292,14 +378,25 @@
         </w:numPr>
         <w:spacing w:before="60" w:after="60"/>
       </w:pPr>
-      <w:r>
-        <w:rPr>
-          <w:rFonts w:ascii="Arial" w:eastAsia="Arial" w:hAnsi="Arial" w:cs="Arial"/>
-          <w:color w:val="333333"/>
-          <w:sz w:val="22"/>
-          <w:szCs w:val="22"/>
-        </w:rPr>
-        <w:t>Tocá Ingresar</w:t>
+      <w:proofErr w:type="spellStart"/>
+      <w:r>
+        <w:rPr>
+          <w:rFonts w:ascii="Arial" w:eastAsia="Arial" w:hAnsi="Arial" w:cs="Arial"/>
+          <w:color w:val="333333"/>
+          <w:sz w:val="22"/>
+          <w:szCs w:val="22"/>
+        </w:rPr>
+        <w:t>Tocá</w:t>
+      </w:r>
+      <w:proofErr w:type="spellEnd"/>
+      <w:r>
+        <w:rPr>
+          <w:rFonts w:ascii="Arial" w:eastAsia="Arial" w:hAnsi="Arial" w:cs="Arial"/>
+          <w:color w:val="333333"/>
+          <w:sz w:val="22"/>
+          <w:szCs w:val="22"/>
+        </w:rPr>
+        <w:t xml:space="preserve"> Ingresar</w:t>
       </w:r>
     </w:p>
     <w:p>
@@ -328,12 +425,6 @@
         <w:gridCol w:w="9026"/>
       </w:tblGrid>
       <w:tr>
-        <w:tblPrEx>
-          <w:tblCellMar>
-            <w:top w:w="0" w:type="dxa"/>
-            <w:bottom w:w="0" w:type="dxa"/>
-          </w:tblCellMar>
-        </w:tblPrEx>
         <w:tc>
           <w:tcPr>
             <w:tcW w:w="9026" w:type="dxa"/>
@@ -360,9 +451,54 @@
                 <w:rFonts w:ascii="Arial" w:eastAsia="Arial" w:hAnsi="Arial" w:cs="Arial"/>
                 <w:i/>
                 <w:iCs/>
+                <w:noProof/>
                 <w:color w:val="AAAAAA"/>
               </w:rPr>
-              <w:t>[ Captura de pantalla: Pantalla de login ]</w:t>
+              <w:drawing>
+                <wp:inline distT="0" distB="0" distL="0" distR="0" wp14:anchorId="36E2E0AB" wp14:editId="272B4F2A">
+                  <wp:extent cx="1607505" cy="3600000"/>
+                  <wp:effectExtent l="0" t="0" r="0" b="635"/>
+                  <wp:docPr id="2" name="Imagen 2"/>
+                  <wp:cNvGraphicFramePr>
+                    <a:graphicFrameLocks xmlns:a="http://schemas.openxmlformats.org/drawingml/2006/main" noChangeAspect="1"/>
+                  </wp:cNvGraphicFramePr>
+                  <a:graphic xmlns:a="http://schemas.openxmlformats.org/drawingml/2006/main">
+                    <a:graphicData uri="http://schemas.openxmlformats.org/drawingml/2006/picture">
+                      <pic:pic xmlns:pic="http://schemas.openxmlformats.org/drawingml/2006/picture">
+                        <pic:nvPicPr>
+                          <pic:cNvPr id="0" name="Picture 2"/>
+                          <pic:cNvPicPr>
+                            <a:picLocks noChangeAspect="1" noChangeArrowheads="1"/>
+                          </pic:cNvPicPr>
+                        </pic:nvPicPr>
+                        <pic:blipFill>
+                          <a:blip r:embed="rId6" cstate="print">
+                            <a:extLst>
+                              <a:ext uri="{28A0092B-C50C-407E-A947-70E740481C1C}">
+                                <a14:useLocalDpi xmlns:a14="http://schemas.microsoft.com/office/drawing/2010/main" val="0"/>
+                              </a:ext>
+                            </a:extLst>
+                          </a:blip>
+                          <a:srcRect/>
+                          <a:stretch>
+                            <a:fillRect/>
+                          </a:stretch>
+                        </pic:blipFill>
+                        <pic:spPr bwMode="auto">
+                          <a:xfrm>
+                            <a:off x="0" y="0"/>
+                            <a:ext cx="1607505" cy="3600000"/>
+                          </a:xfrm>
+                          <a:prstGeom prst="rect">
+                            <a:avLst/>
+                          </a:prstGeom>
+                          <a:noFill/>
+                        </pic:spPr>
+                      </pic:pic>
+                    </a:graphicData>
+                  </a:graphic>
+                </wp:inline>
+              </w:drawing>
             </w:r>
           </w:p>
         </w:tc>
@@ -395,12 +531,6 @@
         <w:gridCol w:w="8483"/>
       </w:tblGrid>
       <w:tr>
-        <w:tblPrEx>
-          <w:tblCellMar>
-            <w:top w:w="0" w:type="dxa"/>
-            <w:bottom w:w="0" w:type="dxa"/>
-          </w:tblCellMar>
-        </w:tblPrEx>
         <w:tc>
           <w:tcPr>
             <w:tcW w:w="400" w:type="dxa"/>
@@ -450,6 +580,7 @@
             </w:tcMar>
           </w:tcPr>
           <w:p>
+            <w:proofErr w:type="spellStart"/>
             <w:r>
               <w:rPr>
                 <w:rFonts w:ascii="Arial" w:eastAsia="Arial" w:hAnsi="Arial" w:cs="Arial"/>
@@ -459,17 +590,48 @@
                 <w:sz w:val="21"/>
                 <w:szCs w:val="21"/>
               </w:rPr>
-              <w:t>Podés agregar la app a la pantalla de inicio de tu celular para abrirla como si fuera una app. En Chrome: tocá los tres puntitos arriba a la derecha y elegí 'Agregar a pantalla de inicio'.</w:t>
+              <w:t>Podés</w:t>
+            </w:r>
+            <w:proofErr w:type="spellEnd"/>
+            <w:r>
+              <w:rPr>
+                <w:rFonts w:ascii="Arial" w:eastAsia="Arial" w:hAnsi="Arial" w:cs="Arial"/>
+                <w:i/>
+                <w:iCs/>
+                <w:color w:val="555500"/>
+                <w:sz w:val="21"/>
+                <w:szCs w:val="21"/>
+              </w:rPr>
+              <w:t xml:space="preserve"> agregar la app a la pantalla de inicio de tu celular para abrirla como si fuera una app. En Chrome: </w:t>
+            </w:r>
+            <w:proofErr w:type="spellStart"/>
+            <w:r>
+              <w:rPr>
+                <w:rFonts w:ascii="Arial" w:eastAsia="Arial" w:hAnsi="Arial" w:cs="Arial"/>
+                <w:i/>
+                <w:iCs/>
+                <w:color w:val="555500"/>
+                <w:sz w:val="21"/>
+                <w:szCs w:val="21"/>
+              </w:rPr>
+              <w:t>tocá</w:t>
+            </w:r>
+            <w:proofErr w:type="spellEnd"/>
+            <w:r>
+              <w:rPr>
+                <w:rFonts w:ascii="Arial" w:eastAsia="Arial" w:hAnsi="Arial" w:cs="Arial"/>
+                <w:i/>
+                <w:iCs/>
+                <w:color w:val="555500"/>
+                <w:sz w:val="21"/>
+                <w:szCs w:val="21"/>
+              </w:rPr>
+              <w:t xml:space="preserve"> los tres puntitos arriba a la derecha y elegí 'Agregar a pantalla de inicio'.</w:t>
             </w:r>
           </w:p>
         </w:tc>
       </w:tr>
     </w:tbl>
-    <w:p>
-      <w:pPr>
-        <w:spacing w:before="100" w:after="100"/>
-      </w:pPr>
-    </w:p>
     <w:p>
       <w:r>
         <w:br w:type="page"/>
@@ -566,14 +728,25 @@
         </w:numPr>
         <w:spacing w:before="60" w:after="60"/>
       </w:pPr>
-      <w:r>
-        <w:rPr>
-          <w:rFonts w:ascii="Arial" w:eastAsia="Arial" w:hAnsi="Arial" w:cs="Arial"/>
-          <w:color w:val="333333"/>
-          <w:sz w:val="22"/>
-          <w:szCs w:val="22"/>
-        </w:rPr>
-        <w:t>Stats: estadísticas del mes</w:t>
+      <w:proofErr w:type="spellStart"/>
+      <w:r>
+        <w:rPr>
+          <w:rFonts w:ascii="Arial" w:eastAsia="Arial" w:hAnsi="Arial" w:cs="Arial"/>
+          <w:color w:val="333333"/>
+          <w:sz w:val="22"/>
+          <w:szCs w:val="22"/>
+        </w:rPr>
+        <w:t>Stats</w:t>
+      </w:r>
+      <w:proofErr w:type="spellEnd"/>
+      <w:r>
+        <w:rPr>
+          <w:rFonts w:ascii="Arial" w:eastAsia="Arial" w:hAnsi="Arial" w:cs="Arial"/>
+          <w:color w:val="333333"/>
+          <w:sz w:val="22"/>
+          <w:szCs w:val="22"/>
+        </w:rPr>
+        <w:t>: estadísticas del mes</w:t>
       </w:r>
     </w:p>
     <w:p>
@@ -621,12 +794,6 @@
         <w:gridCol w:w="9026"/>
       </w:tblGrid>
       <w:tr>
-        <w:tblPrEx>
-          <w:tblCellMar>
-            <w:top w:w="0" w:type="dxa"/>
-            <w:bottom w:w="0" w:type="dxa"/>
-          </w:tblCellMar>
-        </w:tblPrEx>
         <w:tc>
           <w:tcPr>
             <w:tcW w:w="9026" w:type="dxa"/>
@@ -653,9 +820,60 @@
                 <w:rFonts w:ascii="Arial" w:eastAsia="Arial" w:hAnsi="Arial" w:cs="Arial"/>
                 <w:i/>
                 <w:iCs/>
+                <w:noProof/>
                 <w:color w:val="AAAAAA"/>
               </w:rPr>
-              <w:t>[ Captura de pantalla: Menú de navegación principal ]</w:t>
+              <w:drawing>
+                <wp:inline distT="0" distB="0" distL="0" distR="0" wp14:anchorId="38FE8A96" wp14:editId="0505BB09">
+                  <wp:extent cx="1607185" cy="1037493"/>
+                  <wp:effectExtent l="0" t="0" r="0" b="0"/>
+                  <wp:docPr id="4" name="Imagen 4"/>
+                  <wp:cNvGraphicFramePr>
+                    <a:graphicFrameLocks xmlns:a="http://schemas.openxmlformats.org/drawingml/2006/main" noChangeAspect="1"/>
+                  </wp:cNvGraphicFramePr>
+                  <a:graphic xmlns:a="http://schemas.openxmlformats.org/drawingml/2006/main">
+                    <a:graphicData uri="http://schemas.openxmlformats.org/drawingml/2006/picture">
+                      <pic:pic xmlns:pic="http://schemas.openxmlformats.org/drawingml/2006/picture">
+                        <pic:nvPicPr>
+                          <pic:cNvPr id="0" name="Picture 3"/>
+                          <pic:cNvPicPr>
+                            <a:picLocks noChangeAspect="1" noChangeArrowheads="1"/>
+                          </pic:cNvPicPr>
+                        </pic:nvPicPr>
+                        <pic:blipFill rotWithShape="1">
+                          <a:blip r:embed="rId7" cstate="print">
+                            <a:extLst>
+                              <a:ext uri="{28A0092B-C50C-407E-A947-70E740481C1C}">
+                                <a14:useLocalDpi xmlns:a14="http://schemas.microsoft.com/office/drawing/2010/main" val="0"/>
+                              </a:ext>
+                            </a:extLst>
+                          </a:blip>
+                          <a:srcRect b="71175"/>
+                          <a:stretch/>
+                        </pic:blipFill>
+                        <pic:spPr bwMode="auto">
+                          <a:xfrm>
+                            <a:off x="0" y="0"/>
+                            <a:ext cx="1607505" cy="1037700"/>
+                          </a:xfrm>
+                          <a:prstGeom prst="rect">
+                            <a:avLst/>
+                          </a:prstGeom>
+                          <a:noFill/>
+                          <a:ln>
+                            <a:noFill/>
+                          </a:ln>
+                          <a:extLst>
+                            <a:ext uri="{53640926-AAD7-44D8-BBD7-CCE9431645EC}">
+                              <a14:shadowObscured xmlns:a14="http://schemas.microsoft.com/office/drawing/2010/main"/>
+                            </a:ext>
+                          </a:extLst>
+                        </pic:spPr>
+                      </pic:pic>
+                    </a:graphicData>
+                  </a:graphic>
+                </wp:inline>
+              </w:drawing>
             </w:r>
           </w:p>
         </w:tc>
@@ -737,12 +955,6 @@
         <w:gridCol w:w="7026"/>
       </w:tblGrid>
       <w:tr>
-        <w:tblPrEx>
-          <w:tblCellMar>
-            <w:top w:w="0" w:type="dxa"/>
-            <w:bottom w:w="0" w:type="dxa"/>
-          </w:tblCellMar>
-        </w:tblPrEx>
         <w:tc>
           <w:tcPr>
             <w:tcW w:w="2000" w:type="dxa"/>
@@ -805,12 +1017,6 @@
         </w:tc>
       </w:tr>
       <w:tr>
-        <w:tblPrEx>
-          <w:tblCellMar>
-            <w:top w:w="0" w:type="dxa"/>
-            <w:bottom w:w="0" w:type="dxa"/>
-          </w:tblCellMar>
-        </w:tblPrEx>
         <w:tc>
           <w:tcPr>
             <w:tcW w:w="2000" w:type="dxa"/>
@@ -873,12 +1079,6 @@
         </w:tc>
       </w:tr>
       <w:tr>
-        <w:tblPrEx>
-          <w:tblCellMar>
-            <w:top w:w="0" w:type="dxa"/>
-            <w:bottom w:w="0" w:type="dxa"/>
-          </w:tblCellMar>
-        </w:tblPrEx>
         <w:tc>
           <w:tcPr>
             <w:tcW w:w="2000" w:type="dxa"/>
@@ -941,12 +1141,6 @@
         </w:tc>
       </w:tr>
       <w:tr>
-        <w:tblPrEx>
-          <w:tblCellMar>
-            <w:top w:w="0" w:type="dxa"/>
-            <w:bottom w:w="0" w:type="dxa"/>
-          </w:tblCellMar>
-        </w:tblPrEx>
         <w:tc>
           <w:tcPr>
             <w:tcW w:w="2000" w:type="dxa"/>
@@ -1009,12 +1203,6 @@
         </w:tc>
       </w:tr>
       <w:tr>
-        <w:tblPrEx>
-          <w:tblCellMar>
-            <w:top w:w="0" w:type="dxa"/>
-            <w:bottom w:w="0" w:type="dxa"/>
-          </w:tblCellMar>
-        </w:tblPrEx>
         <w:tc>
           <w:tcPr>
             <w:tcW w:w="2000" w:type="dxa"/>
@@ -1103,12 +1291,6 @@
         <w:gridCol w:w="9026"/>
       </w:tblGrid>
       <w:tr>
-        <w:tblPrEx>
-          <w:tblCellMar>
-            <w:top w:w="0" w:type="dxa"/>
-            <w:bottom w:w="0" w:type="dxa"/>
-          </w:tblCellMar>
-        </w:tblPrEx>
         <w:tc>
           <w:tcPr>
             <w:tcW w:w="9026" w:type="dxa"/>
@@ -1135,9 +1317,54 @@
                 <w:rFonts w:ascii="Arial" w:eastAsia="Arial" w:hAnsi="Arial" w:cs="Arial"/>
                 <w:i/>
                 <w:iCs/>
+                <w:noProof/>
                 <w:color w:val="AAAAAA"/>
               </w:rPr>
-              <w:t>[ Captura de pantalla: Vista del calendario con eventos ]</w:t>
+              <w:drawing>
+                <wp:inline distT="0" distB="0" distL="0" distR="0" wp14:anchorId="7565E610" wp14:editId="52A8F64F">
+                  <wp:extent cx="1607505" cy="3600000"/>
+                  <wp:effectExtent l="0" t="0" r="0" b="635"/>
+                  <wp:docPr id="5" name="Imagen 5"/>
+                  <wp:cNvGraphicFramePr>
+                    <a:graphicFrameLocks xmlns:a="http://schemas.openxmlformats.org/drawingml/2006/main" noChangeAspect="1"/>
+                  </wp:cNvGraphicFramePr>
+                  <a:graphic xmlns:a="http://schemas.openxmlformats.org/drawingml/2006/main">
+                    <a:graphicData uri="http://schemas.openxmlformats.org/drawingml/2006/picture">
+                      <pic:pic xmlns:pic="http://schemas.openxmlformats.org/drawingml/2006/picture">
+                        <pic:nvPicPr>
+                          <pic:cNvPr id="0" name="Picture 4"/>
+                          <pic:cNvPicPr>
+                            <a:picLocks noChangeAspect="1" noChangeArrowheads="1"/>
+                          </pic:cNvPicPr>
+                        </pic:nvPicPr>
+                        <pic:blipFill>
+                          <a:blip r:embed="rId7" cstate="print">
+                            <a:extLst>
+                              <a:ext uri="{28A0092B-C50C-407E-A947-70E740481C1C}">
+                                <a14:useLocalDpi xmlns:a14="http://schemas.microsoft.com/office/drawing/2010/main" val="0"/>
+                              </a:ext>
+                            </a:extLst>
+                          </a:blip>
+                          <a:srcRect/>
+                          <a:stretch>
+                            <a:fillRect/>
+                          </a:stretch>
+                        </pic:blipFill>
+                        <pic:spPr bwMode="auto">
+                          <a:xfrm>
+                            <a:off x="0" y="0"/>
+                            <a:ext cx="1607505" cy="3600000"/>
+                          </a:xfrm>
+                          <a:prstGeom prst="rect">
+                            <a:avLst/>
+                          </a:prstGeom>
+                          <a:noFill/>
+                        </pic:spPr>
+                      </pic:pic>
+                    </a:graphicData>
+                  </a:graphic>
+                </wp:inline>
+              </w:drawing>
             </w:r>
           </w:p>
         </w:tc>
@@ -1203,12 +1430,6 @@
         <w:gridCol w:w="8483"/>
       </w:tblGrid>
       <w:tr>
-        <w:tblPrEx>
-          <w:tblCellMar>
-            <w:top w:w="0" w:type="dxa"/>
-            <w:bottom w:w="0" w:type="dxa"/>
-          </w:tblCellMar>
-        </w:tblPrEx>
         <w:tc>
           <w:tcPr>
             <w:tcW w:w="400" w:type="dxa"/>
@@ -1459,12 +1680,6 @@
         <w:gridCol w:w="9026"/>
       </w:tblGrid>
       <w:tr>
-        <w:tblPrEx>
-          <w:tblCellMar>
-            <w:top w:w="0" w:type="dxa"/>
-            <w:bottom w:w="0" w:type="dxa"/>
-          </w:tblCellMar>
-        </w:tblPrEx>
         <w:tc>
           <w:tcPr>
             <w:tcW w:w="9026" w:type="dxa"/>
@@ -1491,9 +1706,54 @@
                 <w:rFonts w:ascii="Arial" w:eastAsia="Arial" w:hAnsi="Arial" w:cs="Arial"/>
                 <w:i/>
                 <w:iCs/>
+                <w:noProof/>
                 <w:color w:val="AAAAAA"/>
               </w:rPr>
-              <w:t>[ Captura de pantalla: Modal de detalle del evento ]</w:t>
+              <w:drawing>
+                <wp:inline distT="0" distB="0" distL="0" distR="0" wp14:anchorId="0B2CA576" wp14:editId="3008C2E2">
+                  <wp:extent cx="1607505" cy="3600000"/>
+                  <wp:effectExtent l="0" t="0" r="0" b="635"/>
+                  <wp:docPr id="6" name="Imagen 6"/>
+                  <wp:cNvGraphicFramePr>
+                    <a:graphicFrameLocks xmlns:a="http://schemas.openxmlformats.org/drawingml/2006/main" noChangeAspect="1"/>
+                  </wp:cNvGraphicFramePr>
+                  <a:graphic xmlns:a="http://schemas.openxmlformats.org/drawingml/2006/main">
+                    <a:graphicData uri="http://schemas.openxmlformats.org/drawingml/2006/picture">
+                      <pic:pic xmlns:pic="http://schemas.openxmlformats.org/drawingml/2006/picture">
+                        <pic:nvPicPr>
+                          <pic:cNvPr id="0" name="Picture 5"/>
+                          <pic:cNvPicPr>
+                            <a:picLocks noChangeAspect="1" noChangeArrowheads="1"/>
+                          </pic:cNvPicPr>
+                        </pic:nvPicPr>
+                        <pic:blipFill>
+                          <a:blip r:embed="rId8" cstate="print">
+                            <a:extLst>
+                              <a:ext uri="{28A0092B-C50C-407E-A947-70E740481C1C}">
+                                <a14:useLocalDpi xmlns:a14="http://schemas.microsoft.com/office/drawing/2010/main" val="0"/>
+                              </a:ext>
+                            </a:extLst>
+                          </a:blip>
+                          <a:srcRect/>
+                          <a:stretch>
+                            <a:fillRect/>
+                          </a:stretch>
+                        </pic:blipFill>
+                        <pic:spPr bwMode="auto">
+                          <a:xfrm>
+                            <a:off x="0" y="0"/>
+                            <a:ext cx="1607505" cy="3600000"/>
+                          </a:xfrm>
+                          <a:prstGeom prst="rect">
+                            <a:avLst/>
+                          </a:prstGeom>
+                          <a:noFill/>
+                        </pic:spPr>
+                      </pic:pic>
+                    </a:graphicData>
+                  </a:graphic>
+                </wp:inline>
+              </w:drawing>
             </w:r>
           </w:p>
         </w:tc>
@@ -1515,7 +1775,27 @@
           <w:sz w:val="22"/>
           <w:szCs w:val="22"/>
         </w:rPr>
-        <w:t>Desde el detalle podés acceder directamente a:</w:t>
+        <w:t xml:space="preserve">Desde el detalle </w:t>
+      </w:r>
+      <w:proofErr w:type="spellStart"/>
+      <w:r>
+        <w:rPr>
+          <w:rFonts w:ascii="Arial" w:eastAsia="Arial" w:hAnsi="Arial" w:cs="Arial"/>
+          <w:color w:val="333333"/>
+          <w:sz w:val="22"/>
+          <w:szCs w:val="22"/>
+        </w:rPr>
+        <w:t>podés</w:t>
+      </w:r>
+      <w:proofErr w:type="spellEnd"/>
+      <w:r>
+        <w:rPr>
+          <w:rFonts w:ascii="Arial" w:eastAsia="Arial" w:hAnsi="Arial" w:cs="Arial"/>
+          <w:color w:val="333333"/>
+          <w:sz w:val="22"/>
+          <w:szCs w:val="22"/>
+        </w:rPr>
+        <w:t xml:space="preserve"> acceder directamente a:</w:t>
       </w:r>
     </w:p>
     <w:p>
@@ -1572,8 +1852,19 @@
           <w:sz w:val="22"/>
           <w:szCs w:val="22"/>
         </w:rPr>
-        <w:t>Ver o completar la checklist</w:t>
-      </w:r>
+        <w:t xml:space="preserve">Ver o completar la </w:t>
+      </w:r>
+      <w:proofErr w:type="spellStart"/>
+      <w:r>
+        <w:rPr>
+          <w:rFonts w:ascii="Arial" w:eastAsia="Arial" w:hAnsi="Arial" w:cs="Arial"/>
+          <w:color w:val="333333"/>
+          <w:sz w:val="22"/>
+          <w:szCs w:val="22"/>
+        </w:rPr>
+        <w:t>checklist</w:t>
+      </w:r>
+      <w:proofErr w:type="spellEnd"/>
     </w:p>
     <w:p>
       <w:pPr>
@@ -1601,9 +1892,6 @@
     </w:p>
     <w:p>
       <w:pPr>
-        <w:spacing w:before="320" w:after="120"/>
-      </w:pPr>
-      <w:r>
         <w:rPr>
           <w:rFonts w:ascii="Arial" w:eastAsia="Arial" w:hAnsi="Arial" w:cs="Arial"/>
           <w:b/>
@@ -1612,6 +1900,33 @@
           <w:sz w:val="26"/>
           <w:szCs w:val="26"/>
         </w:rPr>
+      </w:pPr>
+      <w:r>
+        <w:rPr>
+          <w:rFonts w:ascii="Arial" w:eastAsia="Arial" w:hAnsi="Arial" w:cs="Arial"/>
+          <w:b/>
+          <w:bCs/>
+          <w:color w:val="111111"/>
+          <w:sz w:val="26"/>
+          <w:szCs w:val="26"/>
+        </w:rPr>
+        <w:br w:type="page"/>
+      </w:r>
+    </w:p>
+    <w:p>
+      <w:pPr>
+        <w:spacing w:before="320" w:after="120"/>
+      </w:pPr>
+      <w:r>
+        <w:rPr>
+          <w:rFonts w:ascii="Arial" w:eastAsia="Arial" w:hAnsi="Arial" w:cs="Arial"/>
+          <w:b/>
+          <w:bCs/>
+          <w:color w:val="111111"/>
+          <w:sz w:val="26"/>
+          <w:szCs w:val="26"/>
+        </w:rPr>
+        <w:lastRenderedPageBreak/>
         <w:t>Crear un evento nuevo</w:t>
       </w:r>
     </w:p>
@@ -1619,14 +1934,43 @@
       <w:pPr>
         <w:spacing w:before="80" w:after="80"/>
       </w:pPr>
-      <w:r>
-        <w:rPr>
-          <w:rFonts w:ascii="Arial" w:eastAsia="Arial" w:hAnsi="Arial" w:cs="Arial"/>
-          <w:color w:val="333333"/>
-          <w:sz w:val="22"/>
-          <w:szCs w:val="22"/>
-        </w:rPr>
-        <w:t>Tocá el botón + Agregar Evento en la pantalla del calendario. Se abre el formulario con los siguientes campos:</w:t>
+      <w:proofErr w:type="spellStart"/>
+      <w:r>
+        <w:rPr>
+          <w:rFonts w:ascii="Arial" w:eastAsia="Arial" w:hAnsi="Arial" w:cs="Arial"/>
+          <w:color w:val="333333"/>
+          <w:sz w:val="22"/>
+          <w:szCs w:val="22"/>
+        </w:rPr>
+        <w:t>Tocá</w:t>
+      </w:r>
+      <w:proofErr w:type="spellEnd"/>
+      <w:r>
+        <w:rPr>
+          <w:rFonts w:ascii="Arial" w:eastAsia="Arial" w:hAnsi="Arial" w:cs="Arial"/>
+          <w:color w:val="333333"/>
+          <w:sz w:val="22"/>
+          <w:szCs w:val="22"/>
+        </w:rPr>
+        <w:t xml:space="preserve"> el botón + Agregar Evento en la pantalla del calendario</w:t>
+      </w:r>
+      <w:r>
+        <w:rPr>
+          <w:rFonts w:ascii="Arial" w:eastAsia="Arial" w:hAnsi="Arial" w:cs="Arial"/>
+          <w:color w:val="333333"/>
+          <w:sz w:val="22"/>
+          <w:szCs w:val="22"/>
+        </w:rPr>
+        <w:t xml:space="preserve"> o directamente sobre una fecha específica</w:t>
+      </w:r>
+      <w:r>
+        <w:rPr>
+          <w:rFonts w:ascii="Arial" w:eastAsia="Arial" w:hAnsi="Arial" w:cs="Arial"/>
+          <w:color w:val="333333"/>
+          <w:sz w:val="22"/>
+          <w:szCs w:val="22"/>
+        </w:rPr>
+        <w:t>. Se abre el formulario con los siguientes campos:</w:t>
       </w:r>
     </w:p>
     <w:p>
@@ -1726,16 +2070,7 @@
           <w:sz w:val="22"/>
           <w:szCs w:val="22"/>
         </w:rPr>
-        <w:t>Cantidad de i</w:t>
-      </w:r>
-      <w:r>
-        <w:rPr>
-          <w:rFonts w:ascii="Arial" w:eastAsia="Arial" w:hAnsi="Arial" w:cs="Arial"/>
-          <w:color w:val="333333"/>
-          <w:sz w:val="22"/>
-          <w:szCs w:val="22"/>
-        </w:rPr>
-        <w:t>nvitados y mozos necesarios</w:t>
+        <w:t>Cantidad de invitados y mozos necesarios</w:t>
       </w:r>
     </w:p>
     <w:p>
@@ -1840,12 +2175,6 @@
         <w:gridCol w:w="9026"/>
       </w:tblGrid>
       <w:tr>
-        <w:tblPrEx>
-          <w:tblCellMar>
-            <w:top w:w="0" w:type="dxa"/>
-            <w:bottom w:w="0" w:type="dxa"/>
-          </w:tblCellMar>
-        </w:tblPrEx>
         <w:tc>
           <w:tcPr>
             <w:tcW w:w="9026" w:type="dxa"/>
@@ -1872,9 +2201,54 @@
                 <w:rFonts w:ascii="Arial" w:eastAsia="Arial" w:hAnsi="Arial" w:cs="Arial"/>
                 <w:i/>
                 <w:iCs/>
+                <w:noProof/>
                 <w:color w:val="AAAAAA"/>
               </w:rPr>
-              <w:t>[ Captura de pantalla: Formulario de nuevo evento ]</w:t>
+              <w:drawing>
+                <wp:inline distT="0" distB="0" distL="0" distR="0" wp14:anchorId="52DE867A" wp14:editId="4AE4A252">
+                  <wp:extent cx="1607505" cy="3600000"/>
+                  <wp:effectExtent l="0" t="0" r="0" b="635"/>
+                  <wp:docPr id="7" name="Imagen 7"/>
+                  <wp:cNvGraphicFramePr>
+                    <a:graphicFrameLocks xmlns:a="http://schemas.openxmlformats.org/drawingml/2006/main" noChangeAspect="1"/>
+                  </wp:cNvGraphicFramePr>
+                  <a:graphic xmlns:a="http://schemas.openxmlformats.org/drawingml/2006/main">
+                    <a:graphicData uri="http://schemas.openxmlformats.org/drawingml/2006/picture">
+                      <pic:pic xmlns:pic="http://schemas.openxmlformats.org/drawingml/2006/picture">
+                        <pic:nvPicPr>
+                          <pic:cNvPr id="0" name="Picture 6"/>
+                          <pic:cNvPicPr>
+                            <a:picLocks noChangeAspect="1" noChangeArrowheads="1"/>
+                          </pic:cNvPicPr>
+                        </pic:nvPicPr>
+                        <pic:blipFill>
+                          <a:blip r:embed="rId9" cstate="print">
+                            <a:extLst>
+                              <a:ext uri="{28A0092B-C50C-407E-A947-70E740481C1C}">
+                                <a14:useLocalDpi xmlns:a14="http://schemas.microsoft.com/office/drawing/2010/main" val="0"/>
+                              </a:ext>
+                            </a:extLst>
+                          </a:blip>
+                          <a:srcRect/>
+                          <a:stretch>
+                            <a:fillRect/>
+                          </a:stretch>
+                        </pic:blipFill>
+                        <pic:spPr bwMode="auto">
+                          <a:xfrm>
+                            <a:off x="0" y="0"/>
+                            <a:ext cx="1607505" cy="3600000"/>
+                          </a:xfrm>
+                          <a:prstGeom prst="rect">
+                            <a:avLst/>
+                          </a:prstGeom>
+                          <a:noFill/>
+                        </pic:spPr>
+                      </pic:pic>
+                    </a:graphicData>
+                  </a:graphic>
+                </wp:inline>
+              </w:drawing>
             </w:r>
           </w:p>
         </w:tc>
@@ -1907,145 +2281,6 @@
         <w:gridCol w:w="8483"/>
       </w:tblGrid>
       <w:tr>
-        <w:tblPrEx>
-          <w:tblCellMar>
-            <w:top w:w="0" w:type="dxa"/>
-            <w:bottom w:w="0" w:type="dxa"/>
-          </w:tblCellMar>
-        </w:tblPrEx>
-        <w:tc>
-          <w:tcPr>
-            <w:tcW w:w="400" w:type="dxa"/>
-            <w:tcBorders>
-              <w:top w:val="single" w:sz="1" w:space="0" w:color="E0DDD5"/>
-              <w:left w:val="single" w:sz="1" w:space="0" w:color="E0DDD5"/>
-              <w:bottom w:val="single" w:sz="1" w:space="0" w:color="E0DDD5"/>
-              <w:right w:val="single" w:sz="1" w:space="0" w:color="E0DDD5"/>
-            </w:tcBorders>
-            <w:shd w:val="clear" w:color="auto" w:fill="C9A227"/>
-            <w:tcMar>
-              <w:top w:w="100" w:type="dxa"/>
-              <w:left w:w="120" w:type="dxa"/>
-              <w:bottom w:w="100" w:type="dxa"/>
-              <w:right w:w="120" w:type="dxa"/>
-            </w:tcMar>
-          </w:tcPr>
-          <w:p>
-            <w:pPr>
-              <w:jc w:val="center"/>
-            </w:pPr>
-            <w:r>
-              <w:rPr>
-                <w:rFonts w:ascii="Arial" w:eastAsia="Arial" w:hAnsi="Arial" w:cs="Arial"/>
-                <w:sz w:val="22"/>
-                <w:szCs w:val="22"/>
-              </w:rPr>
-              <w:lastRenderedPageBreak/>
-              <w:t>💡</w:t>
-            </w:r>
-          </w:p>
-        </w:tc>
-        <w:tc>
-          <w:tcPr>
-            <w:tcW w:w="8626" w:type="dxa"/>
-            <w:tcBorders>
-              <w:top w:val="single" w:sz="1" w:space="0" w:color="E0DDD5"/>
-              <w:left w:val="single" w:sz="1" w:space="0" w:color="E0DDD5"/>
-              <w:bottom w:val="single" w:sz="1" w:space="0" w:color="E0DDD5"/>
-              <w:right w:val="single" w:sz="1" w:space="0" w:color="E0DDD5"/>
-            </w:tcBorders>
-            <w:shd w:val="clear" w:color="auto" w:fill="FDF5D6"/>
-            <w:tcMar>
-              <w:top w:w="100" w:type="dxa"/>
-              <w:left w:w="160" w:type="dxa"/>
-              <w:bottom w:w="100" w:type="dxa"/>
-              <w:right w:w="160" w:type="dxa"/>
-            </w:tcMar>
-          </w:tcPr>
-          <w:p>
-            <w:r>
-              <w:rPr>
-                <w:rFonts w:ascii="Arial" w:eastAsia="Arial" w:hAnsi="Arial" w:cs="Arial"/>
-                <w:i/>
-                <w:iCs/>
-                <w:color w:val="555500"/>
-                <w:sz w:val="21"/>
-                <w:szCs w:val="21"/>
-              </w:rPr>
-              <w:t>Los campos obligatorios son: fecha, cliente y total. No se puede guardar sin completarlos.</w:t>
-            </w:r>
-          </w:p>
-        </w:tc>
-      </w:tr>
-    </w:tbl>
-    <w:p>
-      <w:pPr>
-        <w:spacing w:before="100" w:after="100"/>
-      </w:pPr>
-    </w:p>
-    <w:p>
-      <w:pPr>
-        <w:spacing w:before="320" w:after="120"/>
-      </w:pPr>
-      <w:r>
-        <w:rPr>
-          <w:rFonts w:ascii="Arial" w:eastAsia="Arial" w:hAnsi="Arial" w:cs="Arial"/>
-          <w:b/>
-          <w:bCs/>
-          <w:color w:val="111111"/>
-          <w:sz w:val="26"/>
-          <w:szCs w:val="26"/>
-        </w:rPr>
-        <w:t>Editar un evento</w:t>
-      </w:r>
-    </w:p>
-    <w:p>
-      <w:pPr>
-        <w:spacing w:before="80" w:after="80"/>
-      </w:pPr>
-      <w:r>
-        <w:rPr>
-          <w:rFonts w:ascii="Arial" w:eastAsia="Arial" w:hAnsi="Arial" w:cs="Arial"/>
-          <w:color w:val="333333"/>
-          <w:sz w:val="22"/>
-          <w:szCs w:val="22"/>
-        </w:rPr>
-        <w:t>Desde el modal de detalle tocá Editar. Se abre el mismo formulario con los datos cargados. Hacé los cambios y tocá Actualizar.</w:t>
-      </w:r>
-    </w:p>
-    <w:p>
-      <w:pPr>
-        <w:spacing w:before="100" w:after="100"/>
-      </w:pPr>
-    </w:p>
-    <w:tbl>
-      <w:tblPr>
-        <w:tblW w:w="9026" w:type="dxa"/>
-        <w:tblBorders>
-          <w:top w:val="single" w:sz="4" w:space="0" w:color="auto"/>
-          <w:left w:val="single" w:sz="4" w:space="0" w:color="auto"/>
-          <w:bottom w:val="single" w:sz="4" w:space="0" w:color="auto"/>
-          <w:right w:val="single" w:sz="4" w:space="0" w:color="auto"/>
-          <w:insideH w:val="single" w:sz="4" w:space="0" w:color="auto"/>
-          <w:insideV w:val="single" w:sz="4" w:space="0" w:color="auto"/>
-        </w:tblBorders>
-        <w:tblCellMar>
-          <w:left w:w="10" w:type="dxa"/>
-          <w:right w:w="10" w:type="dxa"/>
-        </w:tblCellMar>
-        <w:tblLook w:val="04A0" w:firstRow="1" w:lastRow="0" w:firstColumn="1" w:lastColumn="0" w:noHBand="0" w:noVBand="1"/>
-      </w:tblPr>
-      <w:tblGrid>
-        <w:gridCol w:w="543"/>
-        <w:gridCol w:w="8483"/>
-      </w:tblGrid>
-      <w:tr>
-        <w:tblPrEx>
-          <w:tblCellMar>
-            <w:top w:w="0" w:type="dxa"/>
-            <w:bottom w:w="0" w:type="dxa"/>
-          </w:tblCellMar>
-        </w:tblPrEx>
         <w:tc>
           <w:tcPr>
             <w:tcW w:w="400" w:type="dxa"/>
@@ -2104,7 +2339,7 @@
                 <w:sz w:val="21"/>
                 <w:szCs w:val="21"/>
               </w:rPr>
-              <w:t>Si empezás a editar y querés cancelar, la app te avisa si hay cambios sin guardar para que no pierdas información.</w:t>
+              <w:t>Los campos obligatorios son: fecha, cliente y total. No se puede guardar sin completarlos.</w:t>
             </w:r>
           </w:p>
         </w:tc>
@@ -2128,6 +2363,240 @@
           <w:sz w:val="26"/>
           <w:szCs w:val="26"/>
         </w:rPr>
+        <w:t>Editar un evento</w:t>
+      </w:r>
+    </w:p>
+    <w:p>
+      <w:pPr>
+        <w:spacing w:before="80" w:after="80"/>
+      </w:pPr>
+      <w:r>
+        <w:rPr>
+          <w:rFonts w:ascii="Arial" w:eastAsia="Arial" w:hAnsi="Arial" w:cs="Arial"/>
+          <w:color w:val="333333"/>
+          <w:sz w:val="22"/>
+          <w:szCs w:val="22"/>
+        </w:rPr>
+        <w:t xml:space="preserve">Desde el modal de detalle </w:t>
+      </w:r>
+      <w:proofErr w:type="spellStart"/>
+      <w:r>
+        <w:rPr>
+          <w:rFonts w:ascii="Arial" w:eastAsia="Arial" w:hAnsi="Arial" w:cs="Arial"/>
+          <w:color w:val="333333"/>
+          <w:sz w:val="22"/>
+          <w:szCs w:val="22"/>
+        </w:rPr>
+        <w:t>tocá</w:t>
+      </w:r>
+      <w:proofErr w:type="spellEnd"/>
+      <w:r>
+        <w:rPr>
+          <w:rFonts w:ascii="Arial" w:eastAsia="Arial" w:hAnsi="Arial" w:cs="Arial"/>
+          <w:color w:val="333333"/>
+          <w:sz w:val="22"/>
+          <w:szCs w:val="22"/>
+        </w:rPr>
+        <w:t xml:space="preserve"> Editar. Se abre el mismo formulario con los datos cargados. </w:t>
+      </w:r>
+      <w:proofErr w:type="spellStart"/>
+      <w:r>
+        <w:rPr>
+          <w:rFonts w:ascii="Arial" w:eastAsia="Arial" w:hAnsi="Arial" w:cs="Arial"/>
+          <w:color w:val="333333"/>
+          <w:sz w:val="22"/>
+          <w:szCs w:val="22"/>
+        </w:rPr>
+        <w:t>Hacé</w:t>
+      </w:r>
+      <w:proofErr w:type="spellEnd"/>
+      <w:r>
+        <w:rPr>
+          <w:rFonts w:ascii="Arial" w:eastAsia="Arial" w:hAnsi="Arial" w:cs="Arial"/>
+          <w:color w:val="333333"/>
+          <w:sz w:val="22"/>
+          <w:szCs w:val="22"/>
+        </w:rPr>
+        <w:t xml:space="preserve"> los cambios y </w:t>
+      </w:r>
+      <w:proofErr w:type="spellStart"/>
+      <w:r>
+        <w:rPr>
+          <w:rFonts w:ascii="Arial" w:eastAsia="Arial" w:hAnsi="Arial" w:cs="Arial"/>
+          <w:color w:val="333333"/>
+          <w:sz w:val="22"/>
+          <w:szCs w:val="22"/>
+        </w:rPr>
+        <w:t>tocá</w:t>
+      </w:r>
+      <w:proofErr w:type="spellEnd"/>
+      <w:r>
+        <w:rPr>
+          <w:rFonts w:ascii="Arial" w:eastAsia="Arial" w:hAnsi="Arial" w:cs="Arial"/>
+          <w:color w:val="333333"/>
+          <w:sz w:val="22"/>
+          <w:szCs w:val="22"/>
+        </w:rPr>
+        <w:t xml:space="preserve"> Actualizar.</w:t>
+      </w:r>
+    </w:p>
+    <w:p>
+      <w:pPr>
+        <w:spacing w:before="100" w:after="100"/>
+      </w:pPr>
+    </w:p>
+    <w:tbl>
+      <w:tblPr>
+        <w:tblW w:w="9026" w:type="dxa"/>
+        <w:tblBorders>
+          <w:top w:val="single" w:sz="4" w:space="0" w:color="auto"/>
+          <w:left w:val="single" w:sz="4" w:space="0" w:color="auto"/>
+          <w:bottom w:val="single" w:sz="4" w:space="0" w:color="auto"/>
+          <w:right w:val="single" w:sz="4" w:space="0" w:color="auto"/>
+          <w:insideH w:val="single" w:sz="4" w:space="0" w:color="auto"/>
+          <w:insideV w:val="single" w:sz="4" w:space="0" w:color="auto"/>
+        </w:tblBorders>
+        <w:tblCellMar>
+          <w:left w:w="10" w:type="dxa"/>
+          <w:right w:w="10" w:type="dxa"/>
+        </w:tblCellMar>
+        <w:tblLook w:val="04A0" w:firstRow="1" w:lastRow="0" w:firstColumn="1" w:lastColumn="0" w:noHBand="0" w:noVBand="1"/>
+      </w:tblPr>
+      <w:tblGrid>
+        <w:gridCol w:w="543"/>
+        <w:gridCol w:w="8483"/>
+      </w:tblGrid>
+      <w:tr>
+        <w:tc>
+          <w:tcPr>
+            <w:tcW w:w="400" w:type="dxa"/>
+            <w:tcBorders>
+              <w:top w:val="single" w:sz="1" w:space="0" w:color="E0DDD5"/>
+              <w:left w:val="single" w:sz="1" w:space="0" w:color="E0DDD5"/>
+              <w:bottom w:val="single" w:sz="1" w:space="0" w:color="E0DDD5"/>
+              <w:right w:val="single" w:sz="1" w:space="0" w:color="E0DDD5"/>
+            </w:tcBorders>
+            <w:shd w:val="clear" w:color="auto" w:fill="C9A227"/>
+            <w:tcMar>
+              <w:top w:w="100" w:type="dxa"/>
+              <w:left w:w="120" w:type="dxa"/>
+              <w:bottom w:w="100" w:type="dxa"/>
+              <w:right w:w="120" w:type="dxa"/>
+            </w:tcMar>
+          </w:tcPr>
+          <w:p>
+            <w:pPr>
+              <w:jc w:val="center"/>
+            </w:pPr>
+            <w:r>
+              <w:rPr>
+                <w:rFonts w:ascii="Arial" w:eastAsia="Arial" w:hAnsi="Arial" w:cs="Arial"/>
+                <w:sz w:val="22"/>
+                <w:szCs w:val="22"/>
+              </w:rPr>
+              <w:t>💡</w:t>
+            </w:r>
+          </w:p>
+        </w:tc>
+        <w:tc>
+          <w:tcPr>
+            <w:tcW w:w="8626" w:type="dxa"/>
+            <w:tcBorders>
+              <w:top w:val="single" w:sz="1" w:space="0" w:color="E0DDD5"/>
+              <w:left w:val="single" w:sz="1" w:space="0" w:color="E0DDD5"/>
+              <w:bottom w:val="single" w:sz="1" w:space="0" w:color="E0DDD5"/>
+              <w:right w:val="single" w:sz="1" w:space="0" w:color="E0DDD5"/>
+            </w:tcBorders>
+            <w:shd w:val="clear" w:color="auto" w:fill="FDF5D6"/>
+            <w:tcMar>
+              <w:top w:w="100" w:type="dxa"/>
+              <w:left w:w="160" w:type="dxa"/>
+              <w:bottom w:w="100" w:type="dxa"/>
+              <w:right w:w="160" w:type="dxa"/>
+            </w:tcMar>
+          </w:tcPr>
+          <w:p>
+            <w:r>
+              <w:rPr>
+                <w:rFonts w:ascii="Arial" w:eastAsia="Arial" w:hAnsi="Arial" w:cs="Arial"/>
+                <w:i/>
+                <w:iCs/>
+                <w:color w:val="555500"/>
+                <w:sz w:val="21"/>
+                <w:szCs w:val="21"/>
+              </w:rPr>
+              <w:t xml:space="preserve">Si </w:t>
+            </w:r>
+            <w:proofErr w:type="spellStart"/>
+            <w:r>
+              <w:rPr>
+                <w:rFonts w:ascii="Arial" w:eastAsia="Arial" w:hAnsi="Arial" w:cs="Arial"/>
+                <w:i/>
+                <w:iCs/>
+                <w:color w:val="555500"/>
+                <w:sz w:val="21"/>
+                <w:szCs w:val="21"/>
+              </w:rPr>
+              <w:t>empezás</w:t>
+            </w:r>
+            <w:proofErr w:type="spellEnd"/>
+            <w:r>
+              <w:rPr>
+                <w:rFonts w:ascii="Arial" w:eastAsia="Arial" w:hAnsi="Arial" w:cs="Arial"/>
+                <w:i/>
+                <w:iCs/>
+                <w:color w:val="555500"/>
+                <w:sz w:val="21"/>
+                <w:szCs w:val="21"/>
+              </w:rPr>
+              <w:t xml:space="preserve"> a editar y </w:t>
+            </w:r>
+            <w:proofErr w:type="spellStart"/>
+            <w:r>
+              <w:rPr>
+                <w:rFonts w:ascii="Arial" w:eastAsia="Arial" w:hAnsi="Arial" w:cs="Arial"/>
+                <w:i/>
+                <w:iCs/>
+                <w:color w:val="555500"/>
+                <w:sz w:val="21"/>
+                <w:szCs w:val="21"/>
+              </w:rPr>
+              <w:t>querés</w:t>
+            </w:r>
+            <w:proofErr w:type="spellEnd"/>
+            <w:r>
+              <w:rPr>
+                <w:rFonts w:ascii="Arial" w:eastAsia="Arial" w:hAnsi="Arial" w:cs="Arial"/>
+                <w:i/>
+                <w:iCs/>
+                <w:color w:val="555500"/>
+                <w:sz w:val="21"/>
+                <w:szCs w:val="21"/>
+              </w:rPr>
+              <w:t xml:space="preserve"> cancelar, la app te avisa si hay cambios sin guardar para que no pierdas información.</w:t>
+            </w:r>
+          </w:p>
+        </w:tc>
+      </w:tr>
+    </w:tbl>
+    <w:p>
+      <w:pPr>
+        <w:spacing w:before="100" w:after="100"/>
+      </w:pPr>
+    </w:p>
+    <w:p>
+      <w:pPr>
+        <w:spacing w:before="320" w:after="120"/>
+      </w:pPr>
+      <w:r>
+        <w:rPr>
+          <w:rFonts w:ascii="Arial" w:eastAsia="Arial" w:hAnsi="Arial" w:cs="Arial"/>
+          <w:b/>
+          <w:bCs/>
+          <w:color w:val="111111"/>
+          <w:sz w:val="26"/>
+          <w:szCs w:val="26"/>
+        </w:rPr>
         <w:t>Eliminar un evento</w:t>
       </w:r>
     </w:p>
@@ -2142,16 +2611,27 @@
           <w:sz w:val="22"/>
           <w:szCs w:val="22"/>
         </w:rPr>
-        <w:t>Abrí el evento para editar y tocá el botón Eliminar (rojo). La app pedirá confirmación antes de borrarlo. Esta acción no</w:t>
-      </w:r>
-      <w:r>
-        <w:rPr>
-          <w:rFonts w:ascii="Arial" w:eastAsia="Arial" w:hAnsi="Arial" w:cs="Arial"/>
-          <w:color w:val="333333"/>
-          <w:sz w:val="22"/>
-          <w:szCs w:val="22"/>
-        </w:rPr>
-        <w:t xml:space="preserve"> se puede deshacer.</w:t>
+        <w:t xml:space="preserve">Abrí el evento para editar y </w:t>
+      </w:r>
+      <w:proofErr w:type="spellStart"/>
+      <w:r>
+        <w:rPr>
+          <w:rFonts w:ascii="Arial" w:eastAsia="Arial" w:hAnsi="Arial" w:cs="Arial"/>
+          <w:color w:val="333333"/>
+          <w:sz w:val="22"/>
+          <w:szCs w:val="22"/>
+        </w:rPr>
+        <w:t>tocá</w:t>
+      </w:r>
+      <w:proofErr w:type="spellEnd"/>
+      <w:r>
+        <w:rPr>
+          <w:rFonts w:ascii="Arial" w:eastAsia="Arial" w:hAnsi="Arial" w:cs="Arial"/>
+          <w:color w:val="333333"/>
+          <w:sz w:val="22"/>
+          <w:szCs w:val="22"/>
+        </w:rPr>
+        <w:t xml:space="preserve"> el botón Eliminar (rojo). La app pedirá confirmación antes de borrarlo. Esta acción no se puede deshacer.</w:t>
       </w:r>
     </w:p>
     <w:p>
@@ -2215,12 +2695,6 @@
         <w:gridCol w:w="9026"/>
       </w:tblGrid>
       <w:tr>
-        <w:tblPrEx>
-          <w:tblCellMar>
-            <w:top w:w="0" w:type="dxa"/>
-            <w:bottom w:w="0" w:type="dxa"/>
-          </w:tblCellMar>
-        </w:tblPrEx>
         <w:tc>
           <w:tcPr>
             <w:tcW w:w="9026" w:type="dxa"/>
@@ -2247,9 +2721,54 @@
                 <w:rFonts w:ascii="Arial" w:eastAsia="Arial" w:hAnsi="Arial" w:cs="Arial"/>
                 <w:i/>
                 <w:iCs/>
+                <w:noProof/>
                 <w:color w:val="AAAAAA"/>
               </w:rPr>
-              <w:t>[ Captura de pantalla: Modal de confirmación de evento pasado ]</w:t>
+              <w:drawing>
+                <wp:inline distT="0" distB="0" distL="0" distR="0" wp14:anchorId="62DDD55E" wp14:editId="3D9F52C3">
+                  <wp:extent cx="1607505" cy="3600000"/>
+                  <wp:effectExtent l="0" t="0" r="0" b="635"/>
+                  <wp:docPr id="8" name="Imagen 8"/>
+                  <wp:cNvGraphicFramePr>
+                    <a:graphicFrameLocks xmlns:a="http://schemas.openxmlformats.org/drawingml/2006/main" noChangeAspect="1"/>
+                  </wp:cNvGraphicFramePr>
+                  <a:graphic xmlns:a="http://schemas.openxmlformats.org/drawingml/2006/main">
+                    <a:graphicData uri="http://schemas.openxmlformats.org/drawingml/2006/picture">
+                      <pic:pic xmlns:pic="http://schemas.openxmlformats.org/drawingml/2006/picture">
+                        <pic:nvPicPr>
+                          <pic:cNvPr id="0" name="Picture 7"/>
+                          <pic:cNvPicPr>
+                            <a:picLocks noChangeAspect="1" noChangeArrowheads="1"/>
+                          </pic:cNvPicPr>
+                        </pic:nvPicPr>
+                        <pic:blipFill>
+                          <a:blip r:embed="rId10" cstate="print">
+                            <a:extLst>
+                              <a:ext uri="{28A0092B-C50C-407E-A947-70E740481C1C}">
+                                <a14:useLocalDpi xmlns:a14="http://schemas.microsoft.com/office/drawing/2010/main" val="0"/>
+                              </a:ext>
+                            </a:extLst>
+                          </a:blip>
+                          <a:srcRect/>
+                          <a:stretch>
+                            <a:fillRect/>
+                          </a:stretch>
+                        </pic:blipFill>
+                        <pic:spPr bwMode="auto">
+                          <a:xfrm>
+                            <a:off x="0" y="0"/>
+                            <a:ext cx="1607505" cy="3600000"/>
+                          </a:xfrm>
+                          <a:prstGeom prst="rect">
+                            <a:avLst/>
+                          </a:prstGeom>
+                          <a:noFill/>
+                        </pic:spPr>
+                      </pic:pic>
+                    </a:graphicData>
+                  </a:graphic>
+                </wp:inline>
+              </w:drawing>
             </w:r>
           </w:p>
         </w:tc>
@@ -2301,16 +2820,27 @@
           <w:sz w:val="22"/>
           <w:szCs w:val="22"/>
         </w:rPr>
-        <w:t>La sección Li</w:t>
-      </w:r>
-      <w:r>
-        <w:rPr>
-          <w:rFonts w:ascii="Arial" w:eastAsia="Arial" w:hAnsi="Arial" w:cs="Arial"/>
-          <w:color w:val="333333"/>
-          <w:sz w:val="22"/>
-          <w:szCs w:val="22"/>
-        </w:rPr>
-        <w:t>sta muestra todos los eventos ordenados por fecha. Desde acá podés buscar y filtrar.</w:t>
+        <w:t xml:space="preserve">La sección Lista muestra todos los eventos ordenados por fecha. Desde acá </w:t>
+      </w:r>
+      <w:proofErr w:type="spellStart"/>
+      <w:r>
+        <w:rPr>
+          <w:rFonts w:ascii="Arial" w:eastAsia="Arial" w:hAnsi="Arial" w:cs="Arial"/>
+          <w:color w:val="333333"/>
+          <w:sz w:val="22"/>
+          <w:szCs w:val="22"/>
+        </w:rPr>
+        <w:t>podés</w:t>
+      </w:r>
+      <w:proofErr w:type="spellEnd"/>
+      <w:r>
+        <w:rPr>
+          <w:rFonts w:ascii="Arial" w:eastAsia="Arial" w:hAnsi="Arial" w:cs="Arial"/>
+          <w:color w:val="333333"/>
+          <w:sz w:val="22"/>
+          <w:szCs w:val="22"/>
+        </w:rPr>
+        <w:t xml:space="preserve"> buscar y filtrar.</w:t>
       </w:r>
     </w:p>
     <w:p>
@@ -2339,12 +2869,6 @@
         <w:gridCol w:w="9026"/>
       </w:tblGrid>
       <w:tr>
-        <w:tblPrEx>
-          <w:tblCellMar>
-            <w:top w:w="0" w:type="dxa"/>
-            <w:bottom w:w="0" w:type="dxa"/>
-          </w:tblCellMar>
-        </w:tblPrEx>
         <w:tc>
           <w:tcPr>
             <w:tcW w:w="9026" w:type="dxa"/>
@@ -2371,9 +2895,54 @@
                 <w:rFonts w:ascii="Arial" w:eastAsia="Arial" w:hAnsi="Arial" w:cs="Arial"/>
                 <w:i/>
                 <w:iCs/>
+                <w:noProof/>
                 <w:color w:val="AAAAAA"/>
               </w:rPr>
-              <w:t>[ Captura de pantalla: Vista de lista de eventos ]</w:t>
+              <w:drawing>
+                <wp:inline distT="0" distB="0" distL="0" distR="0" wp14:anchorId="0E3EDC31" wp14:editId="123E29F9">
+                  <wp:extent cx="1607505" cy="3600000"/>
+                  <wp:effectExtent l="0" t="0" r="0" b="635"/>
+                  <wp:docPr id="9" name="Imagen 9"/>
+                  <wp:cNvGraphicFramePr>
+                    <a:graphicFrameLocks xmlns:a="http://schemas.openxmlformats.org/drawingml/2006/main" noChangeAspect="1"/>
+                  </wp:cNvGraphicFramePr>
+                  <a:graphic xmlns:a="http://schemas.openxmlformats.org/drawingml/2006/main">
+                    <a:graphicData uri="http://schemas.openxmlformats.org/drawingml/2006/picture">
+                      <pic:pic xmlns:pic="http://schemas.openxmlformats.org/drawingml/2006/picture">
+                        <pic:nvPicPr>
+                          <pic:cNvPr id="0" name="Picture 8"/>
+                          <pic:cNvPicPr>
+                            <a:picLocks noChangeAspect="1" noChangeArrowheads="1"/>
+                          </pic:cNvPicPr>
+                        </pic:nvPicPr>
+                        <pic:blipFill>
+                          <a:blip r:embed="rId11" cstate="print">
+                            <a:extLst>
+                              <a:ext uri="{28A0092B-C50C-407E-A947-70E740481C1C}">
+                                <a14:useLocalDpi xmlns:a14="http://schemas.microsoft.com/office/drawing/2010/main" val="0"/>
+                              </a:ext>
+                            </a:extLst>
+                          </a:blip>
+                          <a:srcRect/>
+                          <a:stretch>
+                            <a:fillRect/>
+                          </a:stretch>
+                        </pic:blipFill>
+                        <pic:spPr bwMode="auto">
+                          <a:xfrm>
+                            <a:off x="0" y="0"/>
+                            <a:ext cx="1607505" cy="3600000"/>
+                          </a:xfrm>
+                          <a:prstGeom prst="rect">
+                            <a:avLst/>
+                          </a:prstGeom>
+                          <a:noFill/>
+                        </pic:spPr>
+                      </pic:pic>
+                    </a:graphicData>
+                  </a:graphic>
+                </wp:inline>
+              </w:drawing>
             </w:r>
           </w:p>
         </w:tc>
@@ -2439,14 +3008,25 @@
       <w:pPr>
         <w:spacing w:before="80" w:after="80"/>
       </w:pPr>
-      <w:r>
-        <w:rPr>
-          <w:rFonts w:ascii="Arial" w:eastAsia="Arial" w:hAnsi="Arial" w:cs="Arial"/>
-          <w:color w:val="333333"/>
-          <w:sz w:val="22"/>
-          <w:szCs w:val="22"/>
-        </w:rPr>
-        <w:t>Podés combinar los siguientes filtros:</w:t>
+      <w:proofErr w:type="spellStart"/>
+      <w:r>
+        <w:rPr>
+          <w:rFonts w:ascii="Arial" w:eastAsia="Arial" w:hAnsi="Arial" w:cs="Arial"/>
+          <w:color w:val="333333"/>
+          <w:sz w:val="22"/>
+          <w:szCs w:val="22"/>
+        </w:rPr>
+        <w:t>Podés</w:t>
+      </w:r>
+      <w:proofErr w:type="spellEnd"/>
+      <w:r>
+        <w:rPr>
+          <w:rFonts w:ascii="Arial" w:eastAsia="Arial" w:hAnsi="Arial" w:cs="Arial"/>
+          <w:color w:val="333333"/>
+          <w:sz w:val="22"/>
+          <w:szCs w:val="22"/>
+        </w:rPr>
+        <w:t xml:space="preserve"> combinar los siguientes filtros:</w:t>
       </w:r>
     </w:p>
     <w:p>
@@ -2489,16 +3069,7 @@
           <w:sz w:val="22"/>
           <w:szCs w:val="22"/>
         </w:rPr>
-        <w:t>Cancelados: muestra eventos cancelados (ocultos por defec</w:t>
-      </w:r>
-      <w:r>
-        <w:rPr>
-          <w:rFonts w:ascii="Arial" w:eastAsia="Arial" w:hAnsi="Arial" w:cs="Arial"/>
-          <w:color w:val="333333"/>
-          <w:sz w:val="22"/>
-          <w:szCs w:val="22"/>
-        </w:rPr>
-        <w:t>to)</w:t>
+        <w:t>Cancelados: muestra eventos cancelados (ocultos por defecto)</w:t>
       </w:r>
     </w:p>
     <w:p>
@@ -2517,75 +3088,34 @@
           <w:sz w:val="22"/>
           <w:szCs w:val="22"/>
         </w:rPr>
-        <w:t>Estado: filtrá por Presupuestado, Seña pagada, Confirmado o Realizado</w:t>
-      </w:r>
-    </w:p>
-    <w:p>
-      <w:pPr>
-        <w:spacing w:before="100" w:after="100"/>
-      </w:pPr>
-    </w:p>
-    <w:tbl>
-      <w:tblPr>
-        <w:tblW w:w="9026" w:type="dxa"/>
-        <w:tblBorders>
-          <w:top w:val="single" w:sz="4" w:space="0" w:color="auto"/>
-          <w:left w:val="single" w:sz="4" w:space="0" w:color="auto"/>
-          <w:bottom w:val="single" w:sz="4" w:space="0" w:color="auto"/>
-          <w:right w:val="single" w:sz="4" w:space="0" w:color="auto"/>
-          <w:insideH w:val="single" w:sz="4" w:space="0" w:color="auto"/>
-          <w:insideV w:val="single" w:sz="4" w:space="0" w:color="auto"/>
-        </w:tblBorders>
-        <w:tblCellMar>
-          <w:left w:w="10" w:type="dxa"/>
-          <w:right w:w="10" w:type="dxa"/>
-        </w:tblCellMar>
-        <w:tblLook w:val="04A0" w:firstRow="1" w:lastRow="0" w:firstColumn="1" w:lastColumn="0" w:noHBand="0" w:noVBand="1"/>
-      </w:tblPr>
-      <w:tblGrid>
-        <w:gridCol w:w="9026"/>
-      </w:tblGrid>
-      <w:tr>
-        <w:tblPrEx>
-          <w:tblCellMar>
-            <w:top w:w="0" w:type="dxa"/>
-            <w:bottom w:w="0" w:type="dxa"/>
-          </w:tblCellMar>
-        </w:tblPrEx>
-        <w:tc>
-          <w:tcPr>
-            <w:tcW w:w="9026" w:type="dxa"/>
-            <w:tcBorders>
-              <w:top w:val="dashed" w:sz="4" w:space="0" w:color="AAAAAA"/>
-              <w:left w:val="dashed" w:sz="4" w:space="0" w:color="AAAAAA"/>
-              <w:bottom w:val="dashed" w:sz="4" w:space="0" w:color="AAAAAA"/>
-              <w:right w:val="dashed" w:sz="4" w:space="0" w:color="AAAAAA"/>
-            </w:tcBorders>
-            <w:shd w:val="clear" w:color="auto" w:fill="F8F8F8"/>
-            <w:tcMar>
-              <w:top w:w="400" w:type="dxa"/>
-              <w:left w:w="200" w:type="dxa"/>
-              <w:bottom w:w="400" w:type="dxa"/>
-              <w:right w:w="200" w:type="dxa"/>
-            </w:tcMar>
-          </w:tcPr>
-          <w:p>
-            <w:pPr>
-              <w:jc w:val="center"/>
-            </w:pPr>
-            <w:r>
-              <w:rPr>
-                <w:rFonts w:ascii="Arial" w:eastAsia="Arial" w:hAnsi="Arial" w:cs="Arial"/>
-                <w:i/>
-                <w:iCs/>
-                <w:color w:val="AAAAAA"/>
-              </w:rPr>
-              <w:t>[ Captura de pantalla: Panel de filtros ]</w:t>
-            </w:r>
-          </w:p>
-        </w:tc>
-      </w:tr>
-    </w:tbl>
+        <w:t xml:space="preserve">Estado: </w:t>
+      </w:r>
+      <w:proofErr w:type="spellStart"/>
+      <w:r>
+        <w:rPr>
+          <w:rFonts w:ascii="Arial" w:eastAsia="Arial" w:hAnsi="Arial" w:cs="Arial"/>
+          <w:color w:val="333333"/>
+          <w:sz w:val="22"/>
+          <w:szCs w:val="22"/>
+        </w:rPr>
+        <w:t>filtrá</w:t>
+      </w:r>
+      <w:proofErr w:type="spellEnd"/>
+      <w:r>
+        <w:rPr>
+          <w:rFonts w:ascii="Arial" w:eastAsia="Arial" w:hAnsi="Arial" w:cs="Arial"/>
+          <w:color w:val="333333"/>
+          <w:sz w:val="22"/>
+          <w:szCs w:val="22"/>
+        </w:rPr>
+        <w:t xml:space="preserve"> por Presupuestado, Seña pagada, Confirmado o Realizado</w:t>
+      </w:r>
+    </w:p>
+    <w:p>
+      <w:pPr>
+        <w:spacing w:before="100" w:after="100"/>
+      </w:pPr>
+    </w:p>
     <w:p>
       <w:pPr>
         <w:spacing w:before="100" w:after="100"/>
@@ -2613,12 +3143,6 @@
         <w:gridCol w:w="8483"/>
       </w:tblGrid>
       <w:tr>
-        <w:tblPrEx>
-          <w:tblCellMar>
-            <w:top w:w="0" w:type="dxa"/>
-            <w:bottom w:w="0" w:type="dxa"/>
-          </w:tblCellMar>
-        </w:tblPrEx>
         <w:tc>
           <w:tcPr>
             <w:tcW w:w="400" w:type="dxa"/>
@@ -2684,11 +3208,6 @@
       </w:tr>
     </w:tbl>
     <w:p>
-      <w:pPr>
-        <w:spacing w:before="100" w:after="100"/>
-      </w:pPr>
-    </w:p>
-    <w:p>
       <w:r>
         <w:br w:type="page"/>
       </w:r>
@@ -2729,7 +3248,27 @@
           <w:sz w:val="22"/>
           <w:szCs w:val="22"/>
         </w:rPr>
-        <w:t>La sección Stats muestra un resumen financiero del mes seleccionado:</w:t>
+        <w:t xml:space="preserve">La sección </w:t>
+      </w:r>
+      <w:proofErr w:type="spellStart"/>
+      <w:r>
+        <w:rPr>
+          <w:rFonts w:ascii="Arial" w:eastAsia="Arial" w:hAnsi="Arial" w:cs="Arial"/>
+          <w:color w:val="333333"/>
+          <w:sz w:val="22"/>
+          <w:szCs w:val="22"/>
+        </w:rPr>
+        <w:t>Stats</w:t>
+      </w:r>
+      <w:proofErr w:type="spellEnd"/>
+      <w:r>
+        <w:rPr>
+          <w:rFonts w:ascii="Arial" w:eastAsia="Arial" w:hAnsi="Arial" w:cs="Arial"/>
+          <w:color w:val="333333"/>
+          <w:sz w:val="22"/>
+          <w:szCs w:val="22"/>
+        </w:rPr>
+        <w:t xml:space="preserve"> muestra un resumen financiero del mes seleccionado:</w:t>
       </w:r>
     </w:p>
     <w:p>
@@ -2877,12 +3416,6 @@
         <w:gridCol w:w="9026"/>
       </w:tblGrid>
       <w:tr>
-        <w:tblPrEx>
-          <w:tblCellMar>
-            <w:top w:w="0" w:type="dxa"/>
-            <w:bottom w:w="0" w:type="dxa"/>
-          </w:tblCellMar>
-        </w:tblPrEx>
         <w:tc>
           <w:tcPr>
             <w:tcW w:w="9026" w:type="dxa"/>
@@ -2909,9 +3442,54 @@
                 <w:rFonts w:ascii="Arial" w:eastAsia="Arial" w:hAnsi="Arial" w:cs="Arial"/>
                 <w:i/>
                 <w:iCs/>
+                <w:noProof/>
                 <w:color w:val="AAAAAA"/>
               </w:rPr>
-              <w:t>[ Captura de pantalla: Sección de estadísticas ]</w:t>
+              <w:drawing>
+                <wp:inline distT="0" distB="0" distL="0" distR="0" wp14:anchorId="1F671183" wp14:editId="6A257F35">
+                  <wp:extent cx="1607505" cy="3600000"/>
+                  <wp:effectExtent l="0" t="0" r="0" b="635"/>
+                  <wp:docPr id="11" name="Imagen 11"/>
+                  <wp:cNvGraphicFramePr>
+                    <a:graphicFrameLocks xmlns:a="http://schemas.openxmlformats.org/drawingml/2006/main" noChangeAspect="1"/>
+                  </wp:cNvGraphicFramePr>
+                  <a:graphic xmlns:a="http://schemas.openxmlformats.org/drawingml/2006/main">
+                    <a:graphicData uri="http://schemas.openxmlformats.org/drawingml/2006/picture">
+                      <pic:pic xmlns:pic="http://schemas.openxmlformats.org/drawingml/2006/picture">
+                        <pic:nvPicPr>
+                          <pic:cNvPr id="0" name="Picture 9"/>
+                          <pic:cNvPicPr>
+                            <a:picLocks noChangeAspect="1" noChangeArrowheads="1"/>
+                          </pic:cNvPicPr>
+                        </pic:nvPicPr>
+                        <pic:blipFill>
+                          <a:blip r:embed="rId12" cstate="print">
+                            <a:extLst>
+                              <a:ext uri="{28A0092B-C50C-407E-A947-70E740481C1C}">
+                                <a14:useLocalDpi xmlns:a14="http://schemas.microsoft.com/office/drawing/2010/main" val="0"/>
+                              </a:ext>
+                            </a:extLst>
+                          </a:blip>
+                          <a:srcRect/>
+                          <a:stretch>
+                            <a:fillRect/>
+                          </a:stretch>
+                        </pic:blipFill>
+                        <pic:spPr bwMode="auto">
+                          <a:xfrm>
+                            <a:off x="0" y="0"/>
+                            <a:ext cx="1607505" cy="3600000"/>
+                          </a:xfrm>
+                          <a:prstGeom prst="rect">
+                            <a:avLst/>
+                          </a:prstGeom>
+                          <a:noFill/>
+                        </pic:spPr>
+                      </pic:pic>
+                    </a:graphicData>
+                  </a:graphic>
+                </wp:inline>
+              </w:drawing>
             </w:r>
           </w:p>
         </w:tc>
@@ -2926,23 +3504,25 @@
       <w:pPr>
         <w:spacing w:before="80" w:after="80"/>
       </w:pPr>
-      <w:r>
-        <w:rPr>
-          <w:rFonts w:ascii="Arial" w:eastAsia="Arial" w:hAnsi="Arial" w:cs="Arial"/>
-          <w:color w:val="333333"/>
-          <w:sz w:val="22"/>
-          <w:szCs w:val="22"/>
-        </w:rPr>
-        <w:t>Usá el selector de mes (arr</w:t>
-      </w:r>
-      <w:r>
-        <w:rPr>
-          <w:rFonts w:ascii="Arial" w:eastAsia="Arial" w:hAnsi="Arial" w:cs="Arial"/>
-          <w:color w:val="333333"/>
-          <w:sz w:val="22"/>
-          <w:szCs w:val="22"/>
-        </w:rPr>
-        <w:t>iba a la derecha) para ver estadísticas de otros meses.</w:t>
+      <w:proofErr w:type="spellStart"/>
+      <w:r>
+        <w:rPr>
+          <w:rFonts w:ascii="Arial" w:eastAsia="Arial" w:hAnsi="Arial" w:cs="Arial"/>
+          <w:color w:val="333333"/>
+          <w:sz w:val="22"/>
+          <w:szCs w:val="22"/>
+        </w:rPr>
+        <w:t>Usá</w:t>
+      </w:r>
+      <w:proofErr w:type="spellEnd"/>
+      <w:r>
+        <w:rPr>
+          <w:rFonts w:ascii="Arial" w:eastAsia="Arial" w:hAnsi="Arial" w:cs="Arial"/>
+          <w:color w:val="333333"/>
+          <w:sz w:val="22"/>
+          <w:szCs w:val="22"/>
+        </w:rPr>
+        <w:t xml:space="preserve"> el selector de mes (arriba a la derecha) para ver estadísticas de otros meses.</w:t>
       </w:r>
     </w:p>
     <w:p>
@@ -2972,12 +3552,6 @@
         <w:gridCol w:w="8483"/>
       </w:tblGrid>
       <w:tr>
-        <w:tblPrEx>
-          <w:tblCellMar>
-            <w:top w:w="0" w:type="dxa"/>
-            <w:bottom w:w="0" w:type="dxa"/>
-          </w:tblCellMar>
-        </w:tblPrEx>
         <w:tc>
           <w:tcPr>
             <w:tcW w:w="400" w:type="dxa"/>
@@ -3099,7 +3673,27 @@
           <w:sz w:val="22"/>
           <w:szCs w:val="22"/>
         </w:rPr>
-        <w:t>En la sección Staff podés agregar y eliminar mozos del equipo. Cada mozo tiene nombre y número de teléfono.</w:t>
+        <w:t xml:space="preserve">En la sección Staff </w:t>
+      </w:r>
+      <w:proofErr w:type="spellStart"/>
+      <w:r>
+        <w:rPr>
+          <w:rFonts w:ascii="Arial" w:eastAsia="Arial" w:hAnsi="Arial" w:cs="Arial"/>
+          <w:color w:val="333333"/>
+          <w:sz w:val="22"/>
+          <w:szCs w:val="22"/>
+        </w:rPr>
+        <w:t>podés</w:t>
+      </w:r>
+      <w:proofErr w:type="spellEnd"/>
+      <w:r>
+        <w:rPr>
+          <w:rFonts w:ascii="Arial" w:eastAsia="Arial" w:hAnsi="Arial" w:cs="Arial"/>
+          <w:color w:val="333333"/>
+          <w:sz w:val="22"/>
+          <w:szCs w:val="22"/>
+        </w:rPr>
+        <w:t xml:space="preserve"> agregar y eliminar mozos del equipo. Cada mozo tiene nombre y número de teléfono.</w:t>
       </w:r>
     </w:p>
     <w:p>
@@ -3128,12 +3722,6 @@
         <w:gridCol w:w="9026"/>
       </w:tblGrid>
       <w:tr>
-        <w:tblPrEx>
-          <w:tblCellMar>
-            <w:top w:w="0" w:type="dxa"/>
-            <w:bottom w:w="0" w:type="dxa"/>
-          </w:tblCellMar>
-        </w:tblPrEx>
         <w:tc>
           <w:tcPr>
             <w:tcW w:w="9026" w:type="dxa"/>
@@ -3160,9 +3748,54 @@
                 <w:rFonts w:ascii="Arial" w:eastAsia="Arial" w:hAnsi="Arial" w:cs="Arial"/>
                 <w:i/>
                 <w:iCs/>
+                <w:noProof/>
                 <w:color w:val="AAAAAA"/>
               </w:rPr>
-              <w:t>[ Captura de pantalla: Sección de gestión de staff ]</w:t>
+              <w:drawing>
+                <wp:inline distT="0" distB="0" distL="0" distR="0" wp14:anchorId="2FBAE3C6" wp14:editId="29A1CBF9">
+                  <wp:extent cx="1607505" cy="3600000"/>
+                  <wp:effectExtent l="0" t="0" r="0" b="635"/>
+                  <wp:docPr id="12" name="Imagen 12"/>
+                  <wp:cNvGraphicFramePr>
+                    <a:graphicFrameLocks xmlns:a="http://schemas.openxmlformats.org/drawingml/2006/main" noChangeAspect="1"/>
+                  </wp:cNvGraphicFramePr>
+                  <a:graphic xmlns:a="http://schemas.openxmlformats.org/drawingml/2006/main">
+                    <a:graphicData uri="http://schemas.openxmlformats.org/drawingml/2006/picture">
+                      <pic:pic xmlns:pic="http://schemas.openxmlformats.org/drawingml/2006/picture">
+                        <pic:nvPicPr>
+                          <pic:cNvPr id="0" name="Picture 10"/>
+                          <pic:cNvPicPr>
+                            <a:picLocks noChangeAspect="1" noChangeArrowheads="1"/>
+                          </pic:cNvPicPr>
+                        </pic:nvPicPr>
+                        <pic:blipFill>
+                          <a:blip r:embed="rId13" cstate="print">
+                            <a:extLst>
+                              <a:ext uri="{28A0092B-C50C-407E-A947-70E740481C1C}">
+                                <a14:useLocalDpi xmlns:a14="http://schemas.microsoft.com/office/drawing/2010/main" val="0"/>
+                              </a:ext>
+                            </a:extLst>
+                          </a:blip>
+                          <a:srcRect/>
+                          <a:stretch>
+                            <a:fillRect/>
+                          </a:stretch>
+                        </pic:blipFill>
+                        <pic:spPr bwMode="auto">
+                          <a:xfrm>
+                            <a:off x="0" y="0"/>
+                            <a:ext cx="1607505" cy="3600000"/>
+                          </a:xfrm>
+                          <a:prstGeom prst="rect">
+                            <a:avLst/>
+                          </a:prstGeom>
+                          <a:noFill/>
+                        </pic:spPr>
+                      </pic:pic>
+                    </a:graphicData>
+                  </a:graphic>
+                </wp:inline>
+              </w:drawing>
             </w:r>
           </w:p>
         </w:tc>
@@ -3193,14 +3826,45 @@
       <w:pPr>
         <w:spacing w:before="80" w:after="80"/>
       </w:pPr>
-      <w:r>
-        <w:rPr>
-          <w:rFonts w:ascii="Arial" w:eastAsia="Arial" w:hAnsi="Arial" w:cs="Arial"/>
-          <w:color w:val="333333"/>
-          <w:sz w:val="22"/>
-          <w:szCs w:val="22"/>
-        </w:rPr>
-        <w:t>Completá el nombre y teléfono en los campos superiores y tocá + Agregar. El mozo queda disponible para asignar a cualquier evento.</w:t>
+      <w:proofErr w:type="spellStart"/>
+      <w:r>
+        <w:rPr>
+          <w:rFonts w:ascii="Arial" w:eastAsia="Arial" w:hAnsi="Arial" w:cs="Arial"/>
+          <w:color w:val="333333"/>
+          <w:sz w:val="22"/>
+          <w:szCs w:val="22"/>
+        </w:rPr>
+        <w:t>Completá</w:t>
+      </w:r>
+      <w:proofErr w:type="spellEnd"/>
+      <w:r>
+        <w:rPr>
+          <w:rFonts w:ascii="Arial" w:eastAsia="Arial" w:hAnsi="Arial" w:cs="Arial"/>
+          <w:color w:val="333333"/>
+          <w:sz w:val="22"/>
+          <w:szCs w:val="22"/>
+        </w:rPr>
+        <w:t xml:space="preserve"> el nombre y teléfono en los campos superiores y </w:t>
+      </w:r>
+      <w:proofErr w:type="spellStart"/>
+      <w:r>
+        <w:rPr>
+          <w:rFonts w:ascii="Arial" w:eastAsia="Arial" w:hAnsi="Arial" w:cs="Arial"/>
+          <w:color w:val="333333"/>
+          <w:sz w:val="22"/>
+          <w:szCs w:val="22"/>
+        </w:rPr>
+        <w:t>tocá</w:t>
+      </w:r>
+      <w:proofErr w:type="spellEnd"/>
+      <w:r>
+        <w:rPr>
+          <w:rFonts w:ascii="Arial" w:eastAsia="Arial" w:hAnsi="Arial" w:cs="Arial"/>
+          <w:color w:val="333333"/>
+          <w:sz w:val="22"/>
+          <w:szCs w:val="22"/>
+        </w:rPr>
+        <w:t xml:space="preserve"> + Agregar. El mozo queda disponible para asignar a cualquier evento.</w:t>
       </w:r>
     </w:p>
     <w:p>
@@ -3230,12 +3894,6 @@
         <w:gridCol w:w="8483"/>
       </w:tblGrid>
       <w:tr>
-        <w:tblPrEx>
-          <w:tblCellMar>
-            <w:top w:w="0" w:type="dxa"/>
-            <w:bottom w:w="0" w:type="dxa"/>
-          </w:tblCellMar>
-        </w:tblPrEx>
         <w:tc>
           <w:tcPr>
             <w:tcW w:w="400" w:type="dxa"/>
@@ -3325,14 +3983,25 @@
       <w:pPr>
         <w:spacing w:before="80" w:after="80"/>
       </w:pPr>
-      <w:r>
-        <w:rPr>
-          <w:rFonts w:ascii="Arial" w:eastAsia="Arial" w:hAnsi="Arial" w:cs="Arial"/>
-          <w:color w:val="333333"/>
-          <w:sz w:val="22"/>
-          <w:szCs w:val="22"/>
-        </w:rPr>
-        <w:t>Tocá el ícono de papelera al lado del mozo. La app pedirá confirmación antes de eliminarlo.</w:t>
+      <w:proofErr w:type="spellStart"/>
+      <w:r>
+        <w:rPr>
+          <w:rFonts w:ascii="Arial" w:eastAsia="Arial" w:hAnsi="Arial" w:cs="Arial"/>
+          <w:color w:val="333333"/>
+          <w:sz w:val="22"/>
+          <w:szCs w:val="22"/>
+        </w:rPr>
+        <w:t>Tocá</w:t>
+      </w:r>
+      <w:proofErr w:type="spellEnd"/>
+      <w:r>
+        <w:rPr>
+          <w:rFonts w:ascii="Arial" w:eastAsia="Arial" w:hAnsi="Arial" w:cs="Arial"/>
+          <w:color w:val="333333"/>
+          <w:sz w:val="22"/>
+          <w:szCs w:val="22"/>
+        </w:rPr>
+        <w:t xml:space="preserve"> el ícono de papelera al lado del mozo. La app pedirá confirmación antes de eliminarlo.</w:t>
       </w:r>
     </w:p>
     <w:p>
@@ -3381,7 +4050,27 @@
           <w:sz w:val="22"/>
           <w:szCs w:val="22"/>
         </w:rPr>
-        <w:t>Desde el detalle de un evento (o directamente desde la tarjeta en la lista) podés gestionar el staff asignado a ese evento.</w:t>
+        <w:t xml:space="preserve">Desde el detalle de un evento (o directamente desde la tarjeta en la lista) </w:t>
+      </w:r>
+      <w:proofErr w:type="spellStart"/>
+      <w:r>
+        <w:rPr>
+          <w:rFonts w:ascii="Arial" w:eastAsia="Arial" w:hAnsi="Arial" w:cs="Arial"/>
+          <w:color w:val="333333"/>
+          <w:sz w:val="22"/>
+          <w:szCs w:val="22"/>
+        </w:rPr>
+        <w:t>podés</w:t>
+      </w:r>
+      <w:proofErr w:type="spellEnd"/>
+      <w:r>
+        <w:rPr>
+          <w:rFonts w:ascii="Arial" w:eastAsia="Arial" w:hAnsi="Arial" w:cs="Arial"/>
+          <w:color w:val="333333"/>
+          <w:sz w:val="22"/>
+          <w:szCs w:val="22"/>
+        </w:rPr>
+        <w:t xml:space="preserve"> gestionar el staff asignado a ese evento.</w:t>
       </w:r>
     </w:p>
     <w:p>
@@ -3410,12 +4099,6 @@
         <w:gridCol w:w="9026"/>
       </w:tblGrid>
       <w:tr>
-        <w:tblPrEx>
-          <w:tblCellMar>
-            <w:top w:w="0" w:type="dxa"/>
-            <w:bottom w:w="0" w:type="dxa"/>
-          </w:tblCellMar>
-        </w:tblPrEx>
         <w:tc>
           <w:tcPr>
             <w:tcW w:w="9026" w:type="dxa"/>
@@ -3442,9 +4125,54 @@
                 <w:rFonts w:ascii="Arial" w:eastAsia="Arial" w:hAnsi="Arial" w:cs="Arial"/>
                 <w:i/>
                 <w:iCs/>
+                <w:noProof/>
                 <w:color w:val="AAAAAA"/>
               </w:rPr>
-              <w:t>[ Captura de pantalla: Modal de gestión de staff del evento ]</w:t>
+              <w:drawing>
+                <wp:inline distT="0" distB="0" distL="0" distR="0" wp14:anchorId="36BE266A" wp14:editId="49E5A0AE">
+                  <wp:extent cx="1607505" cy="3600000"/>
+                  <wp:effectExtent l="0" t="0" r="0" b="635"/>
+                  <wp:docPr id="13" name="Imagen 13"/>
+                  <wp:cNvGraphicFramePr>
+                    <a:graphicFrameLocks xmlns:a="http://schemas.openxmlformats.org/drawingml/2006/main" noChangeAspect="1"/>
+                  </wp:cNvGraphicFramePr>
+                  <a:graphic xmlns:a="http://schemas.openxmlformats.org/drawingml/2006/main">
+                    <a:graphicData uri="http://schemas.openxmlformats.org/drawingml/2006/picture">
+                      <pic:pic xmlns:pic="http://schemas.openxmlformats.org/drawingml/2006/picture">
+                        <pic:nvPicPr>
+                          <pic:cNvPr id="0" name="Picture 11"/>
+                          <pic:cNvPicPr>
+                            <a:picLocks noChangeAspect="1" noChangeArrowheads="1"/>
+                          </pic:cNvPicPr>
+                        </pic:nvPicPr>
+                        <pic:blipFill>
+                          <a:blip r:embed="rId14" cstate="print">
+                            <a:extLst>
+                              <a:ext uri="{28A0092B-C50C-407E-A947-70E740481C1C}">
+                                <a14:useLocalDpi xmlns:a14="http://schemas.microsoft.com/office/drawing/2010/main" val="0"/>
+                              </a:ext>
+                            </a:extLst>
+                          </a:blip>
+                          <a:srcRect/>
+                          <a:stretch>
+                            <a:fillRect/>
+                          </a:stretch>
+                        </pic:blipFill>
+                        <pic:spPr bwMode="auto">
+                          <a:xfrm>
+                            <a:off x="0" y="0"/>
+                            <a:ext cx="1607505" cy="3600000"/>
+                          </a:xfrm>
+                          <a:prstGeom prst="rect">
+                            <a:avLst/>
+                          </a:prstGeom>
+                          <a:noFill/>
+                        </pic:spPr>
+                      </pic:pic>
+                    </a:graphicData>
+                  </a:graphic>
+                </wp:inline>
+              </w:drawing>
             </w:r>
           </w:p>
         </w:tc>
@@ -3475,14 +4203,85 @@
       <w:pPr>
         <w:spacing w:before="80" w:after="80"/>
       </w:pPr>
-      <w:r>
-        <w:rPr>
-          <w:rFonts w:ascii="Arial" w:eastAsia="Arial" w:hAnsi="Arial" w:cs="Arial"/>
-          <w:color w:val="333333"/>
-          <w:sz w:val="22"/>
-          <w:szCs w:val="22"/>
-        </w:rPr>
-        <w:t>Tocá + Agregar para ver la lista de mozos disponibles. Seleccioná los que necesitás y tocá Confirmar y Convocar.</w:t>
+      <w:proofErr w:type="spellStart"/>
+      <w:r>
+        <w:rPr>
+          <w:rFonts w:ascii="Arial" w:eastAsia="Arial" w:hAnsi="Arial" w:cs="Arial"/>
+          <w:color w:val="333333"/>
+          <w:sz w:val="22"/>
+          <w:szCs w:val="22"/>
+        </w:rPr>
+        <w:t>Tocá</w:t>
+      </w:r>
+      <w:proofErr w:type="spellEnd"/>
+      <w:r>
+        <w:rPr>
+          <w:rFonts w:ascii="Arial" w:eastAsia="Arial" w:hAnsi="Arial" w:cs="Arial"/>
+          <w:color w:val="333333"/>
+          <w:sz w:val="22"/>
+          <w:szCs w:val="22"/>
+        </w:rPr>
+        <w:t xml:space="preserve"> + Agregar para ver la lista de mozos disponibles. </w:t>
+      </w:r>
+      <w:proofErr w:type="spellStart"/>
+      <w:r>
+        <w:rPr>
+          <w:rFonts w:ascii="Arial" w:eastAsia="Arial" w:hAnsi="Arial" w:cs="Arial"/>
+          <w:color w:val="333333"/>
+          <w:sz w:val="22"/>
+          <w:szCs w:val="22"/>
+        </w:rPr>
+        <w:t>Seleccioná</w:t>
+      </w:r>
+      <w:proofErr w:type="spellEnd"/>
+      <w:r>
+        <w:rPr>
+          <w:rFonts w:ascii="Arial" w:eastAsia="Arial" w:hAnsi="Arial" w:cs="Arial"/>
+          <w:color w:val="333333"/>
+          <w:sz w:val="22"/>
+          <w:szCs w:val="22"/>
+        </w:rPr>
+        <w:t xml:space="preserve"> los que </w:t>
+      </w:r>
+      <w:proofErr w:type="spellStart"/>
+      <w:r>
+        <w:rPr>
+          <w:rFonts w:ascii="Arial" w:eastAsia="Arial" w:hAnsi="Arial" w:cs="Arial"/>
+          <w:color w:val="333333"/>
+          <w:sz w:val="22"/>
+          <w:szCs w:val="22"/>
+        </w:rPr>
+        <w:t>necesitás</w:t>
+      </w:r>
+      <w:proofErr w:type="spellEnd"/>
+      <w:r>
+        <w:rPr>
+          <w:rFonts w:ascii="Arial" w:eastAsia="Arial" w:hAnsi="Arial" w:cs="Arial"/>
+          <w:color w:val="333333"/>
+          <w:sz w:val="22"/>
+          <w:szCs w:val="22"/>
+        </w:rPr>
+        <w:t xml:space="preserve"> y </w:t>
+      </w:r>
+      <w:proofErr w:type="spellStart"/>
+      <w:r>
+        <w:rPr>
+          <w:rFonts w:ascii="Arial" w:eastAsia="Arial" w:hAnsi="Arial" w:cs="Arial"/>
+          <w:color w:val="333333"/>
+          <w:sz w:val="22"/>
+          <w:szCs w:val="22"/>
+        </w:rPr>
+        <w:t>tocá</w:t>
+      </w:r>
+      <w:proofErr w:type="spellEnd"/>
+      <w:r>
+        <w:rPr>
+          <w:rFonts w:ascii="Arial" w:eastAsia="Arial" w:hAnsi="Arial" w:cs="Arial"/>
+          <w:color w:val="333333"/>
+          <w:sz w:val="22"/>
+          <w:szCs w:val="22"/>
+        </w:rPr>
+        <w:t xml:space="preserve"> Confirmar y Convocar.</w:t>
       </w:r>
     </w:p>
     <w:p>
@@ -3511,12 +4310,229 @@
         <w:gridCol w:w="9026"/>
       </w:tblGrid>
       <w:tr>
-        <w:tblPrEx>
-          <w:tblCellMar>
-            <w:top w:w="0" w:type="dxa"/>
-            <w:bottom w:w="0" w:type="dxa"/>
-          </w:tblCellMar>
-        </w:tblPrEx>
+        <w:tc>
+          <w:tcPr>
+            <w:tcW w:w="9026" w:type="dxa"/>
+            <w:tcBorders>
+              <w:top w:val="dashed" w:sz="4" w:space="0" w:color="AAAAAA"/>
+              <w:left w:val="dashed" w:sz="4" w:space="0" w:color="AAAAAA"/>
+              <w:bottom w:val="dashed" w:sz="4" w:space="0" w:color="AAAAAA"/>
+              <w:right w:val="dashed" w:sz="4" w:space="0" w:color="AAAAAA"/>
+            </w:tcBorders>
+            <w:shd w:val="clear" w:color="auto" w:fill="F8F8F8"/>
+            <w:tcMar>
+              <w:top w:w="400" w:type="dxa"/>
+              <w:left w:w="200" w:type="dxa"/>
+              <w:bottom w:w="400" w:type="dxa"/>
+              <w:right w:w="200" w:type="dxa"/>
+            </w:tcMar>
+          </w:tcPr>
+          <w:p>
+            <w:pPr>
+              <w:jc w:val="center"/>
+            </w:pPr>
+            <w:r>
+              <w:rPr>
+                <w:noProof/>
+              </w:rPr>
+              <w:lastRenderedPageBreak/>
+              <w:drawing>
+                <wp:inline distT="0" distB="0" distL="0" distR="0" wp14:anchorId="1F91E76F" wp14:editId="27B16E7F">
+                  <wp:extent cx="1607505" cy="3600000"/>
+                  <wp:effectExtent l="0" t="0" r="0" b="635"/>
+                  <wp:docPr id="15" name="Imagen 15"/>
+                  <wp:cNvGraphicFramePr>
+                    <a:graphicFrameLocks xmlns:a="http://schemas.openxmlformats.org/drawingml/2006/main" noChangeAspect="1"/>
+                  </wp:cNvGraphicFramePr>
+                  <a:graphic xmlns:a="http://schemas.openxmlformats.org/drawingml/2006/main">
+                    <a:graphicData uri="http://schemas.openxmlformats.org/drawingml/2006/picture">
+                      <pic:pic xmlns:pic="http://schemas.openxmlformats.org/drawingml/2006/picture">
+                        <pic:nvPicPr>
+                          <pic:cNvPr id="0" name="Picture 13"/>
+                          <pic:cNvPicPr>
+                            <a:picLocks noChangeAspect="1" noChangeArrowheads="1"/>
+                          </pic:cNvPicPr>
+                        </pic:nvPicPr>
+                        <pic:blipFill>
+                          <a:blip r:embed="rId15" cstate="print">
+                            <a:extLst>
+                              <a:ext uri="{28A0092B-C50C-407E-A947-70E740481C1C}">
+                                <a14:useLocalDpi xmlns:a14="http://schemas.microsoft.com/office/drawing/2010/main" val="0"/>
+                              </a:ext>
+                            </a:extLst>
+                          </a:blip>
+                          <a:srcRect/>
+                          <a:stretch>
+                            <a:fillRect/>
+                          </a:stretch>
+                        </pic:blipFill>
+                        <pic:spPr bwMode="auto">
+                          <a:xfrm>
+                            <a:off x="0" y="0"/>
+                            <a:ext cx="1607505" cy="3600000"/>
+                          </a:xfrm>
+                          <a:prstGeom prst="rect">
+                            <a:avLst/>
+                          </a:prstGeom>
+                          <a:noFill/>
+                        </pic:spPr>
+                      </pic:pic>
+                    </a:graphicData>
+                  </a:graphic>
+                </wp:inline>
+              </w:drawing>
+            </w:r>
+          </w:p>
+        </w:tc>
+      </w:tr>
+    </w:tbl>
+    <w:p>
+      <w:pPr>
+        <w:spacing w:before="100" w:after="100"/>
+      </w:pPr>
+    </w:p>
+    <w:p>
+      <w:pPr>
+        <w:spacing w:before="320" w:after="120"/>
+      </w:pPr>
+      <w:r>
+        <w:rPr>
+          <w:rFonts w:ascii="Arial" w:eastAsia="Arial" w:hAnsi="Arial" w:cs="Arial"/>
+          <w:b/>
+          <w:bCs/>
+          <w:color w:val="111111"/>
+          <w:sz w:val="26"/>
+          <w:szCs w:val="26"/>
+        </w:rPr>
+        <w:t>Hora de presentación</w:t>
+      </w:r>
+    </w:p>
+    <w:p>
+      <w:pPr>
+        <w:spacing w:before="80" w:after="80"/>
+      </w:pPr>
+      <w:proofErr w:type="spellStart"/>
+      <w:r>
+        <w:rPr>
+          <w:rFonts w:ascii="Arial" w:eastAsia="Arial" w:hAnsi="Arial" w:cs="Arial"/>
+          <w:color w:val="333333"/>
+          <w:sz w:val="22"/>
+          <w:szCs w:val="22"/>
+        </w:rPr>
+        <w:t>Podés</w:t>
+      </w:r>
+      <w:proofErr w:type="spellEnd"/>
+      <w:r>
+        <w:rPr>
+          <w:rFonts w:ascii="Arial" w:eastAsia="Arial" w:hAnsi="Arial" w:cs="Arial"/>
+          <w:color w:val="333333"/>
+          <w:sz w:val="22"/>
+          <w:szCs w:val="22"/>
+        </w:rPr>
+        <w:t xml:space="preserve"> definir la hora a la que deben presentarse los mozos. Si no la </w:t>
+      </w:r>
+      <w:proofErr w:type="spellStart"/>
+      <w:r>
+        <w:rPr>
+          <w:rFonts w:ascii="Arial" w:eastAsia="Arial" w:hAnsi="Arial" w:cs="Arial"/>
+          <w:color w:val="333333"/>
+          <w:sz w:val="22"/>
+          <w:szCs w:val="22"/>
+        </w:rPr>
+        <w:t>cargás</w:t>
+      </w:r>
+      <w:proofErr w:type="spellEnd"/>
+      <w:r>
+        <w:rPr>
+          <w:rFonts w:ascii="Arial" w:eastAsia="Arial" w:hAnsi="Arial" w:cs="Arial"/>
+          <w:color w:val="333333"/>
+          <w:sz w:val="22"/>
+          <w:szCs w:val="22"/>
+        </w:rPr>
+        <w:t>, la app la calcula automáticamente como 2 horas antes del inicio del evento.</w:t>
+      </w:r>
+    </w:p>
+    <w:p>
+      <w:pPr>
+        <w:spacing w:before="100" w:after="100"/>
+      </w:pPr>
+    </w:p>
+    <w:p>
+      <w:pPr>
+        <w:spacing w:before="320" w:after="120"/>
+      </w:pPr>
+      <w:r>
+        <w:rPr>
+          <w:rFonts w:ascii="Arial" w:eastAsia="Arial" w:hAnsi="Arial" w:cs="Arial"/>
+          <w:b/>
+          <w:bCs/>
+          <w:color w:val="111111"/>
+          <w:sz w:val="26"/>
+          <w:szCs w:val="26"/>
+        </w:rPr>
+        <w:t>Enviar convocatoria por WhatsApp</w:t>
+      </w:r>
+    </w:p>
+    <w:p>
+      <w:pPr>
+        <w:spacing w:before="80" w:after="80"/>
+      </w:pPr>
+      <w:r>
+        <w:rPr>
+          <w:rFonts w:ascii="Arial" w:eastAsia="Arial" w:hAnsi="Arial" w:cs="Arial"/>
+          <w:color w:val="333333"/>
+          <w:sz w:val="22"/>
+          <w:szCs w:val="22"/>
+        </w:rPr>
+        <w:t xml:space="preserve">Al lado de cada mozo hay un ícono de WhatsApp. Al tocarlo se abre WhatsApp con un mensaje ya redactado con los datos del evento. Solo </w:t>
+      </w:r>
+      <w:proofErr w:type="spellStart"/>
+      <w:r>
+        <w:rPr>
+          <w:rFonts w:ascii="Arial" w:eastAsia="Arial" w:hAnsi="Arial" w:cs="Arial"/>
+          <w:color w:val="333333"/>
+          <w:sz w:val="22"/>
+          <w:szCs w:val="22"/>
+        </w:rPr>
+        <w:t>tenés</w:t>
+      </w:r>
+      <w:proofErr w:type="spellEnd"/>
+      <w:r>
+        <w:rPr>
+          <w:rFonts w:ascii="Arial" w:eastAsia="Arial" w:hAnsi="Arial" w:cs="Arial"/>
+          <w:color w:val="333333"/>
+          <w:sz w:val="22"/>
+          <w:szCs w:val="22"/>
+        </w:rPr>
+        <w:t xml:space="preserve"> que enviarlo.</w:t>
+      </w:r>
+    </w:p>
+    <w:p>
+      <w:pPr>
+        <w:spacing w:before="100" w:after="100"/>
+      </w:pPr>
+    </w:p>
+    <w:tbl>
+      <w:tblPr>
+        <w:tblW w:w="9026" w:type="dxa"/>
+        <w:tblBorders>
+          <w:top w:val="single" w:sz="4" w:space="0" w:color="auto"/>
+          <w:left w:val="single" w:sz="4" w:space="0" w:color="auto"/>
+          <w:bottom w:val="single" w:sz="4" w:space="0" w:color="auto"/>
+          <w:right w:val="single" w:sz="4" w:space="0" w:color="auto"/>
+          <w:insideH w:val="single" w:sz="4" w:space="0" w:color="auto"/>
+          <w:insideV w:val="single" w:sz="4" w:space="0" w:color="auto"/>
+        </w:tblBorders>
+        <w:tblCellMar>
+          <w:left w:w="10" w:type="dxa"/>
+          <w:right w:w="10" w:type="dxa"/>
+        </w:tblCellMar>
+        <w:tblLook w:val="04A0" w:firstRow="1" w:lastRow="0" w:firstColumn="1" w:lastColumn="0" w:noHBand="0" w:noVBand="1"/>
+      </w:tblPr>
+      <w:tblGrid>
+        <w:gridCol w:w="9026"/>
+      </w:tblGrid>
+      <w:tr>
         <w:tc>
           <w:tcPr>
             <w:tcW w:w="9026" w:type="dxa"/>
@@ -3543,163 +4559,55 @@
                 <w:rFonts w:ascii="Arial" w:eastAsia="Arial" w:hAnsi="Arial" w:cs="Arial"/>
                 <w:i/>
                 <w:iCs/>
+                <w:noProof/>
                 <w:color w:val="AAAAAA"/>
               </w:rPr>
-              <w:t>[ Captura de pantalla: Panel de selección de mozos ]</w:t>
-            </w:r>
-          </w:p>
-        </w:tc>
-      </w:tr>
-    </w:tbl>
-    <w:p>
-      <w:pPr>
-        <w:spacing w:before="100" w:after="100"/>
-      </w:pPr>
-    </w:p>
-    <w:p>
-      <w:pPr>
-        <w:spacing w:before="320" w:after="120"/>
-      </w:pPr>
-      <w:r>
-        <w:rPr>
-          <w:rFonts w:ascii="Arial" w:eastAsia="Arial" w:hAnsi="Arial" w:cs="Arial"/>
-          <w:b/>
-          <w:bCs/>
-          <w:color w:val="111111"/>
-          <w:sz w:val="26"/>
-          <w:szCs w:val="26"/>
-        </w:rPr>
-        <w:t>Hora de presentación</w:t>
-      </w:r>
-    </w:p>
-    <w:p>
-      <w:pPr>
-        <w:spacing w:before="80" w:after="80"/>
-      </w:pPr>
-      <w:r>
-        <w:rPr>
-          <w:rFonts w:ascii="Arial" w:eastAsia="Arial" w:hAnsi="Arial" w:cs="Arial"/>
-          <w:color w:val="333333"/>
-          <w:sz w:val="22"/>
-          <w:szCs w:val="22"/>
-        </w:rPr>
-        <w:t xml:space="preserve">Podés definir la hora a la que deben presentarse los mozos. Si no </w:t>
-      </w:r>
-      <w:r>
-        <w:rPr>
-          <w:rFonts w:ascii="Arial" w:eastAsia="Arial" w:hAnsi="Arial" w:cs="Arial"/>
-          <w:color w:val="333333"/>
-          <w:sz w:val="22"/>
-          <w:szCs w:val="22"/>
-        </w:rPr>
-        <w:t>la cargás, la app la calcula automáticamente como 2 horas antes del inicio del evento.</w:t>
-      </w:r>
-    </w:p>
-    <w:p>
-      <w:pPr>
-        <w:spacing w:before="100" w:after="100"/>
-      </w:pPr>
-    </w:p>
-    <w:p>
-      <w:pPr>
-        <w:spacing w:before="320" w:after="120"/>
-      </w:pPr>
-      <w:r>
-        <w:rPr>
-          <w:rFonts w:ascii="Arial" w:eastAsia="Arial" w:hAnsi="Arial" w:cs="Arial"/>
-          <w:b/>
-          <w:bCs/>
-          <w:color w:val="111111"/>
-          <w:sz w:val="26"/>
-          <w:szCs w:val="26"/>
-        </w:rPr>
-        <w:t>Enviar convocatoria por WhatsApp</w:t>
-      </w:r>
-    </w:p>
-    <w:p>
-      <w:pPr>
-        <w:spacing w:before="80" w:after="80"/>
-      </w:pPr>
-      <w:r>
-        <w:rPr>
-          <w:rFonts w:ascii="Arial" w:eastAsia="Arial" w:hAnsi="Arial" w:cs="Arial"/>
-          <w:color w:val="333333"/>
-          <w:sz w:val="22"/>
-          <w:szCs w:val="22"/>
-        </w:rPr>
-        <w:t>Al lado de cada mozo hay un ícono de WhatsApp. Al tocarlo se abre WhatsApp con un mensaje ya redactado con los datos del evento. Solo t</w:t>
-      </w:r>
-      <w:r>
-        <w:rPr>
-          <w:rFonts w:ascii="Arial" w:eastAsia="Arial" w:hAnsi="Arial" w:cs="Arial"/>
-          <w:color w:val="333333"/>
-          <w:sz w:val="22"/>
-          <w:szCs w:val="22"/>
-        </w:rPr>
-        <w:t>enés que enviarlo.</w:t>
-      </w:r>
-    </w:p>
-    <w:p>
-      <w:pPr>
-        <w:spacing w:before="100" w:after="100"/>
-      </w:pPr>
-    </w:p>
-    <w:tbl>
-      <w:tblPr>
-        <w:tblW w:w="9026" w:type="dxa"/>
-        <w:tblBorders>
-          <w:top w:val="single" w:sz="4" w:space="0" w:color="auto"/>
-          <w:left w:val="single" w:sz="4" w:space="0" w:color="auto"/>
-          <w:bottom w:val="single" w:sz="4" w:space="0" w:color="auto"/>
-          <w:right w:val="single" w:sz="4" w:space="0" w:color="auto"/>
-          <w:insideH w:val="single" w:sz="4" w:space="0" w:color="auto"/>
-          <w:insideV w:val="single" w:sz="4" w:space="0" w:color="auto"/>
-        </w:tblBorders>
-        <w:tblCellMar>
-          <w:left w:w="10" w:type="dxa"/>
-          <w:right w:w="10" w:type="dxa"/>
-        </w:tblCellMar>
-        <w:tblLook w:val="04A0" w:firstRow="1" w:lastRow="0" w:firstColumn="1" w:lastColumn="0" w:noHBand="0" w:noVBand="1"/>
-      </w:tblPr>
-      <w:tblGrid>
-        <w:gridCol w:w="9026"/>
-      </w:tblGrid>
-      <w:tr>
-        <w:tblPrEx>
-          <w:tblCellMar>
-            <w:top w:w="0" w:type="dxa"/>
-            <w:bottom w:w="0" w:type="dxa"/>
-          </w:tblCellMar>
-        </w:tblPrEx>
-        <w:tc>
-          <w:tcPr>
-            <w:tcW w:w="9026" w:type="dxa"/>
-            <w:tcBorders>
-              <w:top w:val="dashed" w:sz="4" w:space="0" w:color="AAAAAA"/>
-              <w:left w:val="dashed" w:sz="4" w:space="0" w:color="AAAAAA"/>
-              <w:bottom w:val="dashed" w:sz="4" w:space="0" w:color="AAAAAA"/>
-              <w:right w:val="dashed" w:sz="4" w:space="0" w:color="AAAAAA"/>
-            </w:tcBorders>
-            <w:shd w:val="clear" w:color="auto" w:fill="F8F8F8"/>
-            <w:tcMar>
-              <w:top w:w="400" w:type="dxa"/>
-              <w:left w:w="200" w:type="dxa"/>
-              <w:bottom w:w="400" w:type="dxa"/>
-              <w:right w:w="200" w:type="dxa"/>
-            </w:tcMar>
-          </w:tcPr>
-          <w:p>
-            <w:pPr>
-              <w:jc w:val="center"/>
-            </w:pPr>
-            <w:r>
-              <w:rPr>
-                <w:rFonts w:ascii="Arial" w:eastAsia="Arial" w:hAnsi="Arial" w:cs="Arial"/>
-                <w:i/>
-                <w:iCs/>
-                <w:color w:val="AAAAAA"/>
-              </w:rPr>
-              <w:t>[ Captura de pantalla: Mensaje de WhatsApp generado automáticamente ]</w:t>
+              <w:lastRenderedPageBreak/>
+              <w:drawing>
+                <wp:inline distT="0" distB="0" distL="0" distR="0" wp14:anchorId="2000E6CF" wp14:editId="6F3E6E91">
+                  <wp:extent cx="1607505" cy="3600000"/>
+                  <wp:effectExtent l="0" t="0" r="0" b="635"/>
+                  <wp:docPr id="16" name="Imagen 16"/>
+                  <wp:cNvGraphicFramePr>
+                    <a:graphicFrameLocks xmlns:a="http://schemas.openxmlformats.org/drawingml/2006/main" noChangeAspect="1"/>
+                  </wp:cNvGraphicFramePr>
+                  <a:graphic xmlns:a="http://schemas.openxmlformats.org/drawingml/2006/main">
+                    <a:graphicData uri="http://schemas.openxmlformats.org/drawingml/2006/picture">
+                      <pic:pic xmlns:pic="http://schemas.openxmlformats.org/drawingml/2006/picture">
+                        <pic:nvPicPr>
+                          <pic:cNvPr id="0" name="Picture 14"/>
+                          <pic:cNvPicPr>
+                            <a:picLocks noChangeAspect="1" noChangeArrowheads="1"/>
+                          </pic:cNvPicPr>
+                        </pic:nvPicPr>
+                        <pic:blipFill>
+                          <a:blip r:embed="rId16" cstate="print">
+                            <a:extLst>
+                              <a:ext uri="{28A0092B-C50C-407E-A947-70E740481C1C}">
+                                <a14:useLocalDpi xmlns:a14="http://schemas.microsoft.com/office/drawing/2010/main" val="0"/>
+                              </a:ext>
+                            </a:extLst>
+                          </a:blip>
+                          <a:srcRect/>
+                          <a:stretch>
+                            <a:fillRect/>
+                          </a:stretch>
+                        </pic:blipFill>
+                        <pic:spPr bwMode="auto">
+                          <a:xfrm>
+                            <a:off x="0" y="0"/>
+                            <a:ext cx="1607505" cy="3600000"/>
+                          </a:xfrm>
+                          <a:prstGeom prst="rect">
+                            <a:avLst/>
+                          </a:prstGeom>
+                          <a:noFill/>
+                        </pic:spPr>
+                      </pic:pic>
+                    </a:graphicData>
+                  </a:graphic>
+                </wp:inline>
+              </w:drawing>
             </w:r>
           </w:p>
         </w:tc>
@@ -3732,12 +4640,6 @@
         <w:gridCol w:w="8483"/>
       </w:tblGrid>
       <w:tr>
-        <w:tblPrEx>
-          <w:tblCellMar>
-            <w:top w:w="0" w:type="dxa"/>
-            <w:bottom w:w="0" w:type="dxa"/>
-          </w:tblCellMar>
-        </w:tblPrEx>
         <w:tc>
           <w:tcPr>
             <w:tcW w:w="400" w:type="dxa"/>
@@ -3834,7 +4736,27 @@
           <w:sz w:val="22"/>
           <w:szCs w:val="22"/>
         </w:rPr>
-        <w:t>Cada mozo asignado tiene un estado que podés cambiar tocando su avatar:</w:t>
+        <w:t xml:space="preserve">Cada mozo asignado tiene un estado que </w:t>
+      </w:r>
+      <w:proofErr w:type="spellStart"/>
+      <w:r>
+        <w:rPr>
+          <w:rFonts w:ascii="Arial" w:eastAsia="Arial" w:hAnsi="Arial" w:cs="Arial"/>
+          <w:color w:val="333333"/>
+          <w:sz w:val="22"/>
+          <w:szCs w:val="22"/>
+        </w:rPr>
+        <w:t>podés</w:t>
+      </w:r>
+      <w:proofErr w:type="spellEnd"/>
+      <w:r>
+        <w:rPr>
+          <w:rFonts w:ascii="Arial" w:eastAsia="Arial" w:hAnsi="Arial" w:cs="Arial"/>
+          <w:color w:val="333333"/>
+          <w:sz w:val="22"/>
+          <w:szCs w:val="22"/>
+        </w:rPr>
+        <w:t xml:space="preserve"> cambiar tocando su avatar:</w:t>
       </w:r>
     </w:p>
     <w:p>
@@ -3877,7 +4799,6 @@
           <w:sz w:val="22"/>
           <w:szCs w:val="22"/>
         </w:rPr>
-        <w:lastRenderedPageBreak/>
         <w:t>Confirmado (verde): confirmó su asistencia</w:t>
       </w:r>
     </w:p>
@@ -3927,12 +4848,6 @@
         <w:gridCol w:w="8483"/>
       </w:tblGrid>
       <w:tr>
-        <w:tblPrEx>
-          <w:tblCellMar>
-            <w:top w:w="0" w:type="dxa"/>
-            <w:bottom w:w="0" w:type="dxa"/>
-          </w:tblCellMar>
-        </w:tblPrEx>
         <w:tc>
           <w:tcPr>
             <w:tcW w:w="400" w:type="dxa"/>
@@ -4014,6 +4929,7 @@
         </w:pBdr>
         <w:spacing w:before="480" w:after="160"/>
       </w:pPr>
+      <w:proofErr w:type="spellStart"/>
       <w:r>
         <w:rPr>
           <w:rFonts w:ascii="Arial" w:eastAsia="Arial" w:hAnsi="Arial" w:cs="Arial"/>
@@ -4024,7 +4940,19 @@
           <w:szCs w:val="32"/>
         </w:rPr>
         <w:lastRenderedPageBreak/>
-        <w:t>Checklist del evento</w:t>
+        <w:t>Checklist</w:t>
+      </w:r>
+      <w:proofErr w:type="spellEnd"/>
+      <w:r>
+        <w:rPr>
+          <w:rFonts w:ascii="Arial" w:eastAsia="Arial" w:hAnsi="Arial" w:cs="Arial"/>
+          <w:b/>
+          <w:bCs/>
+          <w:color w:val="111111"/>
+          <w:sz w:val="32"/>
+          <w:szCs w:val="32"/>
+        </w:rPr>
+        <w:t xml:space="preserve"> del evento</w:t>
       </w:r>
     </w:p>
     <w:p>
@@ -4043,7 +4971,27 @@
           <w:sz w:val="22"/>
           <w:szCs w:val="22"/>
         </w:rPr>
-        <w:t>La checklist permite llevar un control de todos los materiales y preparativos necesarios para cada evento.</w:t>
+        <w:t xml:space="preserve">La </w:t>
+      </w:r>
+      <w:proofErr w:type="spellStart"/>
+      <w:r>
+        <w:rPr>
+          <w:rFonts w:ascii="Arial" w:eastAsia="Arial" w:hAnsi="Arial" w:cs="Arial"/>
+          <w:color w:val="333333"/>
+          <w:sz w:val="22"/>
+          <w:szCs w:val="22"/>
+        </w:rPr>
+        <w:t>checklist</w:t>
+      </w:r>
+      <w:proofErr w:type="spellEnd"/>
+      <w:r>
+        <w:rPr>
+          <w:rFonts w:ascii="Arial" w:eastAsia="Arial" w:hAnsi="Arial" w:cs="Arial"/>
+          <w:color w:val="333333"/>
+          <w:sz w:val="22"/>
+          <w:szCs w:val="22"/>
+        </w:rPr>
+        <w:t xml:space="preserve"> permite llevar un control de todos los materiales y preparativos necesarios para cada evento.</w:t>
       </w:r>
     </w:p>
     <w:p>
@@ -4072,12 +5020,6 @@
         <w:gridCol w:w="9026"/>
       </w:tblGrid>
       <w:tr>
-        <w:tblPrEx>
-          <w:tblCellMar>
-            <w:top w:w="0" w:type="dxa"/>
-            <w:bottom w:w="0" w:type="dxa"/>
-          </w:tblCellMar>
-        </w:tblPrEx>
         <w:tc>
           <w:tcPr>
             <w:tcW w:w="9026" w:type="dxa"/>
@@ -4104,18 +5046,54 @@
                 <w:rFonts w:ascii="Arial" w:eastAsia="Arial" w:hAnsi="Arial" w:cs="Arial"/>
                 <w:i/>
                 <w:iCs/>
+                <w:noProof/>
                 <w:color w:val="AAAAAA"/>
               </w:rPr>
-              <w:t>[ Captura de pantalla: Mod</w:t>
-            </w:r>
-            <w:r>
-              <w:rPr>
-                <w:rFonts w:ascii="Arial" w:eastAsia="Arial" w:hAnsi="Arial" w:cs="Arial"/>
-                <w:i/>
-                <w:iCs/>
-                <w:color w:val="AAAAAA"/>
-              </w:rPr>
-              <w:t>al de checklist del evento ]</w:t>
+              <w:drawing>
+                <wp:inline distT="0" distB="0" distL="0" distR="0" wp14:anchorId="33D9FDDA" wp14:editId="4AD6B030">
+                  <wp:extent cx="1607505" cy="3600000"/>
+                  <wp:effectExtent l="0" t="0" r="0" b="635"/>
+                  <wp:docPr id="18" name="Imagen 18"/>
+                  <wp:cNvGraphicFramePr>
+                    <a:graphicFrameLocks xmlns:a="http://schemas.openxmlformats.org/drawingml/2006/main" noChangeAspect="1"/>
+                  </wp:cNvGraphicFramePr>
+                  <a:graphic xmlns:a="http://schemas.openxmlformats.org/drawingml/2006/main">
+                    <a:graphicData uri="http://schemas.openxmlformats.org/drawingml/2006/picture">
+                      <pic:pic xmlns:pic="http://schemas.openxmlformats.org/drawingml/2006/picture">
+                        <pic:nvPicPr>
+                          <pic:cNvPr id="0" name="Picture 15"/>
+                          <pic:cNvPicPr>
+                            <a:picLocks noChangeAspect="1" noChangeArrowheads="1"/>
+                          </pic:cNvPicPr>
+                        </pic:nvPicPr>
+                        <pic:blipFill>
+                          <a:blip r:embed="rId17" cstate="print">
+                            <a:extLst>
+                              <a:ext uri="{28A0092B-C50C-407E-A947-70E740481C1C}">
+                                <a14:useLocalDpi xmlns:a14="http://schemas.microsoft.com/office/drawing/2010/main" val="0"/>
+                              </a:ext>
+                            </a:extLst>
+                          </a:blip>
+                          <a:srcRect/>
+                          <a:stretch>
+                            <a:fillRect/>
+                          </a:stretch>
+                        </pic:blipFill>
+                        <pic:spPr bwMode="auto">
+                          <a:xfrm>
+                            <a:off x="0" y="0"/>
+                            <a:ext cx="1607505" cy="3600000"/>
+                          </a:xfrm>
+                          <a:prstGeom prst="rect">
+                            <a:avLst/>
+                          </a:prstGeom>
+                          <a:noFill/>
+                        </pic:spPr>
+                      </pic:pic>
+                    </a:graphicData>
+                  </a:graphic>
+                </wp:inline>
+              </w:drawing>
             </w:r>
           </w:p>
         </w:tc>
@@ -4123,11 +5101,6 @@
     </w:tbl>
     <w:p>
       <w:pPr>
-        <w:spacing w:before="100" w:after="100"/>
-      </w:pPr>
-    </w:p>
-    <w:p>
-      <w:pPr>
         <w:spacing w:before="320" w:after="120"/>
       </w:pPr>
       <w:r>
@@ -4146,20 +5119,26 @@
       <w:pPr>
         <w:spacing w:before="80" w:after="80"/>
       </w:pPr>
-      <w:r>
-        <w:rPr>
-          <w:rFonts w:ascii="Arial" w:eastAsia="Arial" w:hAnsi="Arial" w:cs="Arial"/>
-          <w:color w:val="333333"/>
-          <w:sz w:val="22"/>
-          <w:szCs w:val="22"/>
-        </w:rPr>
-        <w:t>Podés agregar ítems por categoría: Vajilla, Limpieza, Descartables, Bebidas, Indumentaria, entre otras. Cada ítem tiene nombre, categoría y cantidad.</w:t>
-      </w:r>
-    </w:p>
-    <w:p>
-      <w:pPr>
-        <w:spacing w:before="100" w:after="100"/>
-      </w:pPr>
+      <w:proofErr w:type="spellStart"/>
+      <w:r>
+        <w:rPr>
+          <w:rFonts w:ascii="Arial" w:eastAsia="Arial" w:hAnsi="Arial" w:cs="Arial"/>
+          <w:color w:val="333333"/>
+          <w:sz w:val="22"/>
+          <w:szCs w:val="22"/>
+        </w:rPr>
+        <w:t>Podés</w:t>
+      </w:r>
+      <w:proofErr w:type="spellEnd"/>
+      <w:r>
+        <w:rPr>
+          <w:rFonts w:ascii="Arial" w:eastAsia="Arial" w:hAnsi="Arial" w:cs="Arial"/>
+          <w:color w:val="333333"/>
+          <w:sz w:val="22"/>
+          <w:szCs w:val="22"/>
+        </w:rPr>
+        <w:t xml:space="preserve"> agregar ítems por categoría: Vajilla, Limpieza, Descartables, Bebidas, Indumentaria, entre otras. Cada ítem tiene nombre, categoría y cantidad.</w:t>
+      </w:r>
     </w:p>
     <w:p>
       <w:pPr>
@@ -4181,29 +5160,26 @@
       <w:pPr>
         <w:spacing w:before="80" w:after="80"/>
       </w:pPr>
-      <w:r>
-        <w:rPr>
-          <w:rFonts w:ascii="Arial" w:eastAsia="Arial" w:hAnsi="Arial" w:cs="Arial"/>
-          <w:color w:val="333333"/>
-          <w:sz w:val="22"/>
-          <w:szCs w:val="22"/>
-        </w:rPr>
-        <w:t xml:space="preserve">Tocá el nombre de un ítem para marcarlo como preparado. Aparece tachado y la barra </w:t>
-      </w:r>
-      <w:r>
-        <w:rPr>
-          <w:rFonts w:ascii="Arial" w:eastAsia="Arial" w:hAnsi="Arial" w:cs="Arial"/>
-          <w:color w:val="333333"/>
-          <w:sz w:val="22"/>
-          <w:szCs w:val="22"/>
-        </w:rPr>
-        <w:t>de progreso se actualiza.</w:t>
-      </w:r>
-    </w:p>
-    <w:p>
-      <w:pPr>
-        <w:spacing w:before="100" w:after="100"/>
-      </w:pPr>
+      <w:proofErr w:type="spellStart"/>
+      <w:r>
+        <w:rPr>
+          <w:rFonts w:ascii="Arial" w:eastAsia="Arial" w:hAnsi="Arial" w:cs="Arial"/>
+          <w:color w:val="333333"/>
+          <w:sz w:val="22"/>
+          <w:szCs w:val="22"/>
+        </w:rPr>
+        <w:t>Tocá</w:t>
+      </w:r>
+      <w:proofErr w:type="spellEnd"/>
+      <w:r>
+        <w:rPr>
+          <w:rFonts w:ascii="Arial" w:eastAsia="Arial" w:hAnsi="Arial" w:cs="Arial"/>
+          <w:color w:val="333333"/>
+          <w:sz w:val="22"/>
+          <w:szCs w:val="22"/>
+        </w:rPr>
+        <w:t xml:space="preserve"> el nombre de un ítem para marcarlo como preparado. Aparece tachado y la barra de progreso se actualiza.</w:t>
+      </w:r>
     </w:p>
     <w:p>
       <w:pPr>
@@ -4262,12 +5238,6 @@
         <w:gridCol w:w="8483"/>
       </w:tblGrid>
       <w:tr>
-        <w:tblPrEx>
-          <w:tblCellMar>
-            <w:top w:w="0" w:type="dxa"/>
-            <w:bottom w:w="0" w:type="dxa"/>
-          </w:tblCellMar>
-        </w:tblPrEx>
         <w:tc>
           <w:tcPr>
             <w:tcW w:w="400" w:type="dxa"/>
@@ -4326,7 +5296,31 @@
                 <w:sz w:val="21"/>
                 <w:szCs w:val="21"/>
               </w:rPr>
-              <w:t>La checklist se guarda automáticamente. Todos los usuarios del equipo ven los mismos cambios en tiempo real.</w:t>
+              <w:t xml:space="preserve">La </w:t>
+            </w:r>
+            <w:proofErr w:type="spellStart"/>
+            <w:r>
+              <w:rPr>
+                <w:rFonts w:ascii="Arial" w:eastAsia="Arial" w:hAnsi="Arial" w:cs="Arial"/>
+                <w:i/>
+                <w:iCs/>
+                <w:color w:val="555500"/>
+                <w:sz w:val="21"/>
+                <w:szCs w:val="21"/>
+              </w:rPr>
+              <w:t>checklist</w:t>
+            </w:r>
+            <w:proofErr w:type="spellEnd"/>
+            <w:r>
+              <w:rPr>
+                <w:rFonts w:ascii="Arial" w:eastAsia="Arial" w:hAnsi="Arial" w:cs="Arial"/>
+                <w:i/>
+                <w:iCs/>
+                <w:color w:val="555500"/>
+                <w:sz w:val="21"/>
+                <w:szCs w:val="21"/>
+              </w:rPr>
+              <w:t xml:space="preserve"> se guarda automáticamente. Todos los usuarios del equipo ven los mismos cambios en tiempo real.</w:t>
             </w:r>
           </w:p>
         </w:tc>
@@ -4371,14 +5365,25 @@
       <w:pPr>
         <w:spacing w:before="80" w:after="80"/>
       </w:pPr>
-      <w:r>
-        <w:rPr>
-          <w:rFonts w:ascii="Arial" w:eastAsia="Arial" w:hAnsi="Arial" w:cs="Arial"/>
-          <w:color w:val="333333"/>
-          <w:sz w:val="22"/>
-          <w:szCs w:val="22"/>
-        </w:rPr>
-        <w:t>Podés adjuntar el presupuesto de cada evento en formato PDF o imagen directamente desde la app.</w:t>
+      <w:proofErr w:type="spellStart"/>
+      <w:r>
+        <w:rPr>
+          <w:rFonts w:ascii="Arial" w:eastAsia="Arial" w:hAnsi="Arial" w:cs="Arial"/>
+          <w:color w:val="333333"/>
+          <w:sz w:val="22"/>
+          <w:szCs w:val="22"/>
+        </w:rPr>
+        <w:t>Podés</w:t>
+      </w:r>
+      <w:proofErr w:type="spellEnd"/>
+      <w:r>
+        <w:rPr>
+          <w:rFonts w:ascii="Arial" w:eastAsia="Arial" w:hAnsi="Arial" w:cs="Arial"/>
+          <w:color w:val="333333"/>
+          <w:sz w:val="22"/>
+          <w:szCs w:val="22"/>
+        </w:rPr>
+        <w:t xml:space="preserve"> adjuntar el presupuesto de cada evento en formato PDF o imagen directamente desde la app.</w:t>
       </w:r>
     </w:p>
     <w:p>
@@ -4413,16 +5418,47 @@
           <w:sz w:val="22"/>
           <w:szCs w:val="22"/>
         </w:rPr>
-        <w:t>Solo Laura puede subir y quitar presupuestos. Al editar un evento, en la sección Presupuesto aparece el botón Adjun</w:t>
-      </w:r>
-      <w:r>
-        <w:rPr>
-          <w:rFonts w:ascii="Arial" w:eastAsia="Arial" w:hAnsi="Arial" w:cs="Arial"/>
-          <w:color w:val="333333"/>
-          <w:sz w:val="22"/>
-          <w:szCs w:val="22"/>
-        </w:rPr>
-        <w:t>tar presupuesto. Tocalo y seleccioná el archivo desde tu celular.</w:t>
+        <w:t xml:space="preserve">Solo Laura puede subir y quitar presupuestos. Al editar un evento, en la sección Presupuesto aparece el botón Adjuntar presupuesto. </w:t>
+      </w:r>
+      <w:proofErr w:type="spellStart"/>
+      <w:r>
+        <w:rPr>
+          <w:rFonts w:ascii="Arial" w:eastAsia="Arial" w:hAnsi="Arial" w:cs="Arial"/>
+          <w:color w:val="333333"/>
+          <w:sz w:val="22"/>
+          <w:szCs w:val="22"/>
+        </w:rPr>
+        <w:t>Tocalo</w:t>
+      </w:r>
+      <w:proofErr w:type="spellEnd"/>
+      <w:r>
+        <w:rPr>
+          <w:rFonts w:ascii="Arial" w:eastAsia="Arial" w:hAnsi="Arial" w:cs="Arial"/>
+          <w:color w:val="333333"/>
+          <w:sz w:val="22"/>
+          <w:szCs w:val="22"/>
+        </w:rPr>
+        <w:t xml:space="preserve"> y </w:t>
+      </w:r>
+      <w:proofErr w:type="spellStart"/>
+      <w:r>
+        <w:rPr>
+          <w:rFonts w:ascii="Arial" w:eastAsia="Arial" w:hAnsi="Arial" w:cs="Arial"/>
+          <w:color w:val="333333"/>
+          <w:sz w:val="22"/>
+          <w:szCs w:val="22"/>
+        </w:rPr>
+        <w:t>seleccioná</w:t>
+      </w:r>
+      <w:proofErr w:type="spellEnd"/>
+      <w:r>
+        <w:rPr>
+          <w:rFonts w:ascii="Arial" w:eastAsia="Arial" w:hAnsi="Arial" w:cs="Arial"/>
+          <w:color w:val="333333"/>
+          <w:sz w:val="22"/>
+          <w:szCs w:val="22"/>
+        </w:rPr>
+        <w:t xml:space="preserve"> el archivo desde tu celular.</w:t>
       </w:r>
     </w:p>
     <w:p>
@@ -4451,12 +5487,6 @@
         <w:gridCol w:w="9026"/>
       </w:tblGrid>
       <w:tr>
-        <w:tblPrEx>
-          <w:tblCellMar>
-            <w:top w:w="0" w:type="dxa"/>
-            <w:bottom w:w="0" w:type="dxa"/>
-          </w:tblCellMar>
-        </w:tblPrEx>
         <w:tc>
           <w:tcPr>
             <w:tcW w:w="9026" w:type="dxa"/>
@@ -4483,9 +5513,54 @@
                 <w:rFonts w:ascii="Arial" w:eastAsia="Arial" w:hAnsi="Arial" w:cs="Arial"/>
                 <w:i/>
                 <w:iCs/>
+                <w:noProof/>
                 <w:color w:val="AAAAAA"/>
               </w:rPr>
-              <w:t>[ Captura de pantalla: Sección de presupuesto en el formulario de evento ]</w:t>
+              <w:drawing>
+                <wp:inline distT="0" distB="0" distL="0" distR="0" wp14:anchorId="4839066F" wp14:editId="33CD1ED5">
+                  <wp:extent cx="1607505" cy="3600000"/>
+                  <wp:effectExtent l="0" t="0" r="0" b="635"/>
+                  <wp:docPr id="19" name="Imagen 19"/>
+                  <wp:cNvGraphicFramePr>
+                    <a:graphicFrameLocks xmlns:a="http://schemas.openxmlformats.org/drawingml/2006/main" noChangeAspect="1"/>
+                  </wp:cNvGraphicFramePr>
+                  <a:graphic xmlns:a="http://schemas.openxmlformats.org/drawingml/2006/main">
+                    <a:graphicData uri="http://schemas.openxmlformats.org/drawingml/2006/picture">
+                      <pic:pic xmlns:pic="http://schemas.openxmlformats.org/drawingml/2006/picture">
+                        <pic:nvPicPr>
+                          <pic:cNvPr id="0" name="Picture 16"/>
+                          <pic:cNvPicPr>
+                            <a:picLocks noChangeAspect="1" noChangeArrowheads="1"/>
+                          </pic:cNvPicPr>
+                        </pic:nvPicPr>
+                        <pic:blipFill>
+                          <a:blip r:embed="rId18" cstate="print">
+                            <a:extLst>
+                              <a:ext uri="{28A0092B-C50C-407E-A947-70E740481C1C}">
+                                <a14:useLocalDpi xmlns:a14="http://schemas.microsoft.com/office/drawing/2010/main" val="0"/>
+                              </a:ext>
+                            </a:extLst>
+                          </a:blip>
+                          <a:srcRect/>
+                          <a:stretch>
+                            <a:fillRect/>
+                          </a:stretch>
+                        </pic:blipFill>
+                        <pic:spPr bwMode="auto">
+                          <a:xfrm>
+                            <a:off x="0" y="0"/>
+                            <a:ext cx="1607505" cy="3600000"/>
+                          </a:xfrm>
+                          <a:prstGeom prst="rect">
+                            <a:avLst/>
+                          </a:prstGeom>
+                          <a:noFill/>
+                        </pic:spPr>
+                      </pic:pic>
+                    </a:graphicData>
+                  </a:graphic>
+                </wp:inline>
+              </w:drawing>
             </w:r>
           </w:p>
         </w:tc>
@@ -4553,12 +5628,6 @@
         <w:gridCol w:w="8483"/>
       </w:tblGrid>
       <w:tr>
-        <w:tblPrEx>
-          <w:tblCellMar>
-            <w:top w:w="0" w:type="dxa"/>
-            <w:bottom w:w="0" w:type="dxa"/>
-          </w:tblCellMar>
-        </w:tblPrEx>
         <w:tc>
           <w:tcPr>
             <w:tcW w:w="400" w:type="dxa"/>
@@ -4669,7 +5738,27 @@
           <w:sz w:val="22"/>
           <w:szCs w:val="22"/>
         </w:rPr>
-        <w:t>La campanita en el header muestra un número rojo cuando otro usuario del equipo creó o modificó un evento.</w:t>
+        <w:t xml:space="preserve">La campanita en el </w:t>
+      </w:r>
+      <w:proofErr w:type="spellStart"/>
+      <w:r>
+        <w:rPr>
+          <w:rFonts w:ascii="Arial" w:eastAsia="Arial" w:hAnsi="Arial" w:cs="Arial"/>
+          <w:color w:val="333333"/>
+          <w:sz w:val="22"/>
+          <w:szCs w:val="22"/>
+        </w:rPr>
+        <w:t>header</w:t>
+      </w:r>
+      <w:proofErr w:type="spellEnd"/>
+      <w:r>
+        <w:rPr>
+          <w:rFonts w:ascii="Arial" w:eastAsia="Arial" w:hAnsi="Arial" w:cs="Arial"/>
+          <w:color w:val="333333"/>
+          <w:sz w:val="22"/>
+          <w:szCs w:val="22"/>
+        </w:rPr>
+        <w:t xml:space="preserve"> muestra un número rojo cuando otro usuario del equipo creó o modificó un evento.</w:t>
       </w:r>
     </w:p>
     <w:p>
@@ -4698,12 +5787,6 @@
         <w:gridCol w:w="9026"/>
       </w:tblGrid>
       <w:tr>
-        <w:tblPrEx>
-          <w:tblCellMar>
-            <w:top w:w="0" w:type="dxa"/>
-            <w:bottom w:w="0" w:type="dxa"/>
-          </w:tblCellMar>
-        </w:tblPrEx>
         <w:tc>
           <w:tcPr>
             <w:tcW w:w="9026" w:type="dxa"/>
@@ -4730,9 +5813,54 @@
                 <w:rFonts w:ascii="Arial" w:eastAsia="Arial" w:hAnsi="Arial" w:cs="Arial"/>
                 <w:i/>
                 <w:iCs/>
+                <w:noProof/>
                 <w:color w:val="AAAAAA"/>
               </w:rPr>
-              <w:t>[ Captura de pantalla: Ícono de notificaciones con contador ]</w:t>
+              <w:drawing>
+                <wp:inline distT="0" distB="0" distL="0" distR="0" wp14:anchorId="53D00E9E" wp14:editId="738BC4D8">
+                  <wp:extent cx="1607505" cy="3600000"/>
+                  <wp:effectExtent l="0" t="0" r="0" b="635"/>
+                  <wp:docPr id="20" name="Imagen 20"/>
+                  <wp:cNvGraphicFramePr>
+                    <a:graphicFrameLocks xmlns:a="http://schemas.openxmlformats.org/drawingml/2006/main" noChangeAspect="1"/>
+                  </wp:cNvGraphicFramePr>
+                  <a:graphic xmlns:a="http://schemas.openxmlformats.org/drawingml/2006/main">
+                    <a:graphicData uri="http://schemas.openxmlformats.org/drawingml/2006/picture">
+                      <pic:pic xmlns:pic="http://schemas.openxmlformats.org/drawingml/2006/picture">
+                        <pic:nvPicPr>
+                          <pic:cNvPr id="0" name="Picture 17"/>
+                          <pic:cNvPicPr>
+                            <a:picLocks noChangeAspect="1" noChangeArrowheads="1"/>
+                          </pic:cNvPicPr>
+                        </pic:nvPicPr>
+                        <pic:blipFill>
+                          <a:blip r:embed="rId19" cstate="print">
+                            <a:extLst>
+                              <a:ext uri="{28A0092B-C50C-407E-A947-70E740481C1C}">
+                                <a14:useLocalDpi xmlns:a14="http://schemas.microsoft.com/office/drawing/2010/main" val="0"/>
+                              </a:ext>
+                            </a:extLst>
+                          </a:blip>
+                          <a:srcRect/>
+                          <a:stretch>
+                            <a:fillRect/>
+                          </a:stretch>
+                        </pic:blipFill>
+                        <pic:spPr bwMode="auto">
+                          <a:xfrm>
+                            <a:off x="0" y="0"/>
+                            <a:ext cx="1607505" cy="3600000"/>
+                          </a:xfrm>
+                          <a:prstGeom prst="rect">
+                            <a:avLst/>
+                          </a:prstGeom>
+                          <a:noFill/>
+                        </pic:spPr>
+                      </pic:pic>
+                    </a:graphicData>
+                  </a:graphic>
+                </wp:inline>
+              </w:drawing>
             </w:r>
           </w:p>
         </w:tc>
@@ -4784,12 +5912,6 @@
         <w:gridCol w:w="8483"/>
       </w:tblGrid>
       <w:tr>
-        <w:tblPrEx>
-          <w:tblCellMar>
-            <w:top w:w="0" w:type="dxa"/>
-            <w:bottom w:w="0" w:type="dxa"/>
-          </w:tblCellMar>
-        </w:tblPrEx>
         <w:tc>
           <w:tcPr>
             <w:tcW w:w="400" w:type="dxa"/>
@@ -4900,7 +6022,27 @@
           <w:sz w:val="22"/>
           <w:szCs w:val="22"/>
         </w:rPr>
-        <w:t>Al crear o editar un evento podés indicar qué materiales necesitan alquilarse:</w:t>
+        <w:t xml:space="preserve">Al crear o editar un evento </w:t>
+      </w:r>
+      <w:proofErr w:type="spellStart"/>
+      <w:r>
+        <w:rPr>
+          <w:rFonts w:ascii="Arial" w:eastAsia="Arial" w:hAnsi="Arial" w:cs="Arial"/>
+          <w:color w:val="333333"/>
+          <w:sz w:val="22"/>
+          <w:szCs w:val="22"/>
+        </w:rPr>
+        <w:t>podés</w:t>
+      </w:r>
+      <w:proofErr w:type="spellEnd"/>
+      <w:r>
+        <w:rPr>
+          <w:rFonts w:ascii="Arial" w:eastAsia="Arial" w:hAnsi="Arial" w:cs="Arial"/>
+          <w:color w:val="333333"/>
+          <w:sz w:val="22"/>
+          <w:szCs w:val="22"/>
+        </w:rPr>
+        <w:t xml:space="preserve"> indicar qué materiales necesitan alquilarse:</w:t>
       </w:r>
     </w:p>
     <w:p>
@@ -5029,12 +6171,6 @@
         <w:gridCol w:w="9026"/>
       </w:tblGrid>
       <w:tr>
-        <w:tblPrEx>
-          <w:tblCellMar>
-            <w:top w:w="0" w:type="dxa"/>
-            <w:bottom w:w="0" w:type="dxa"/>
-          </w:tblCellMar>
-        </w:tblPrEx>
         <w:tc>
           <w:tcPr>
             <w:tcW w:w="9026" w:type="dxa"/>
@@ -5061,9 +6197,54 @@
                 <w:rFonts w:ascii="Arial" w:eastAsia="Arial" w:hAnsi="Arial" w:cs="Arial"/>
                 <w:i/>
                 <w:iCs/>
+                <w:noProof/>
                 <w:color w:val="AAAAAA"/>
               </w:rPr>
-              <w:t>[ Captura de pantalla: Sección de alquileres en el formulario de evento ]</w:t>
+              <w:drawing>
+                <wp:inline distT="0" distB="0" distL="0" distR="0" wp14:anchorId="2A4F4B56" wp14:editId="58837B9C">
+                  <wp:extent cx="1607505" cy="3600000"/>
+                  <wp:effectExtent l="0" t="0" r="0" b="635"/>
+                  <wp:docPr id="21" name="Imagen 21"/>
+                  <wp:cNvGraphicFramePr>
+                    <a:graphicFrameLocks xmlns:a="http://schemas.openxmlformats.org/drawingml/2006/main" noChangeAspect="1"/>
+                  </wp:cNvGraphicFramePr>
+                  <a:graphic xmlns:a="http://schemas.openxmlformats.org/drawingml/2006/main">
+                    <a:graphicData uri="http://schemas.openxmlformats.org/drawingml/2006/picture">
+                      <pic:pic xmlns:pic="http://schemas.openxmlformats.org/drawingml/2006/picture">
+                        <pic:nvPicPr>
+                          <pic:cNvPr id="0" name="Picture 18"/>
+                          <pic:cNvPicPr>
+                            <a:picLocks noChangeAspect="1" noChangeArrowheads="1"/>
+                          </pic:cNvPicPr>
+                        </pic:nvPicPr>
+                        <pic:blipFill>
+                          <a:blip r:embed="rId20" cstate="print">
+                            <a:extLst>
+                              <a:ext uri="{28A0092B-C50C-407E-A947-70E740481C1C}">
+                                <a14:useLocalDpi xmlns:a14="http://schemas.microsoft.com/office/drawing/2010/main" val="0"/>
+                              </a:ext>
+                            </a:extLst>
+                          </a:blip>
+                          <a:srcRect/>
+                          <a:stretch>
+                            <a:fillRect/>
+                          </a:stretch>
+                        </pic:blipFill>
+                        <pic:spPr bwMode="auto">
+                          <a:xfrm>
+                            <a:off x="0" y="0"/>
+                            <a:ext cx="1607505" cy="3600000"/>
+                          </a:xfrm>
+                          <a:prstGeom prst="rect">
+                            <a:avLst/>
+                          </a:prstGeom>
+                          <a:noFill/>
+                        </pic:spPr>
+                      </pic:pic>
+                    </a:graphicData>
+                  </a:graphic>
+                </wp:inline>
+              </w:drawing>
             </w:r>
           </w:p>
         </w:tc>
@@ -5085,16 +6266,27 @@
           <w:sz w:val="22"/>
           <w:szCs w:val="22"/>
         </w:rPr>
-        <w:t>Si un evento tiene alquileres marcados, aparece un badge naranja en la tarj</w:t>
-      </w:r>
-      <w:r>
-        <w:rPr>
-          <w:rFonts w:ascii="Arial" w:eastAsia="Arial" w:hAnsi="Arial" w:cs="Arial"/>
-          <w:color w:val="333333"/>
-          <w:sz w:val="22"/>
-          <w:szCs w:val="22"/>
-        </w:rPr>
-        <w:t>eta de la lista para identificarlo rápidamente.</w:t>
+        <w:t xml:space="preserve">Si un evento tiene alquileres marcados, aparece un </w:t>
+      </w:r>
+      <w:proofErr w:type="spellStart"/>
+      <w:r>
+        <w:rPr>
+          <w:rFonts w:ascii="Arial" w:eastAsia="Arial" w:hAnsi="Arial" w:cs="Arial"/>
+          <w:color w:val="333333"/>
+          <w:sz w:val="22"/>
+          <w:szCs w:val="22"/>
+        </w:rPr>
+        <w:t>badge</w:t>
+      </w:r>
+      <w:proofErr w:type="spellEnd"/>
+      <w:r>
+        <w:rPr>
+          <w:rFonts w:ascii="Arial" w:eastAsia="Arial" w:hAnsi="Arial" w:cs="Arial"/>
+          <w:color w:val="333333"/>
+          <w:sz w:val="22"/>
+          <w:szCs w:val="22"/>
+        </w:rPr>
+        <w:t xml:space="preserve"> naranja en la tarjeta de la lista para identificarlo rápidamente.</w:t>
       </w:r>
     </w:p>
     <w:p>
@@ -5159,16 +6351,7 @@
           <w:sz w:val="22"/>
           <w:szCs w:val="22"/>
         </w:rPr>
-        <w:t>La app detecta esta situación. Si otro usuario ya confirmó un cambio importante (como el estado de un evento pasad</w:t>
-      </w:r>
-      <w:r>
-        <w:rPr>
-          <w:rFonts w:ascii="Arial" w:eastAsia="Arial" w:hAnsi="Arial" w:cs="Arial"/>
-          <w:color w:val="333333"/>
-          <w:sz w:val="22"/>
-          <w:szCs w:val="22"/>
-        </w:rPr>
-        <w:t>o), te avisa y no pisa esa información.</w:t>
+        <w:t>La app detecta esta situación. Si otro usuario ya confirmó un cambio importante (como el estado de un evento pasado), te avisa y no pisa esa información.</w:t>
       </w:r>
     </w:p>
     <w:p>
@@ -5203,7 +6386,67 @@
           <w:sz w:val="22"/>
           <w:szCs w:val="22"/>
         </w:rPr>
-        <w:t>La app se actualiza sola. Si notás que algo no refleja los últimos cambios, recargá la página desde el navegador. Si seguís sin ver los cambios, borrá el caché del navegador.</w:t>
+        <w:t xml:space="preserve">La app se actualiza sola. Si </w:t>
+      </w:r>
+      <w:proofErr w:type="spellStart"/>
+      <w:r>
+        <w:rPr>
+          <w:rFonts w:ascii="Arial" w:eastAsia="Arial" w:hAnsi="Arial" w:cs="Arial"/>
+          <w:color w:val="333333"/>
+          <w:sz w:val="22"/>
+          <w:szCs w:val="22"/>
+        </w:rPr>
+        <w:t>notás</w:t>
+      </w:r>
+      <w:proofErr w:type="spellEnd"/>
+      <w:r>
+        <w:rPr>
+          <w:rFonts w:ascii="Arial" w:eastAsia="Arial" w:hAnsi="Arial" w:cs="Arial"/>
+          <w:color w:val="333333"/>
+          <w:sz w:val="22"/>
+          <w:szCs w:val="22"/>
+        </w:rPr>
+        <w:t xml:space="preserve"> que algo no refleja los últimos cambios, </w:t>
+      </w:r>
+      <w:proofErr w:type="spellStart"/>
+      <w:r>
+        <w:rPr>
+          <w:rFonts w:ascii="Arial" w:eastAsia="Arial" w:hAnsi="Arial" w:cs="Arial"/>
+          <w:color w:val="333333"/>
+          <w:sz w:val="22"/>
+          <w:szCs w:val="22"/>
+        </w:rPr>
+        <w:t>recargá</w:t>
+      </w:r>
+      <w:proofErr w:type="spellEnd"/>
+      <w:r>
+        <w:rPr>
+          <w:rFonts w:ascii="Arial" w:eastAsia="Arial" w:hAnsi="Arial" w:cs="Arial"/>
+          <w:color w:val="333333"/>
+          <w:sz w:val="22"/>
+          <w:szCs w:val="22"/>
+        </w:rPr>
+        <w:t xml:space="preserve"> la página desde el navegador. Si seguís sin ver los cambios, </w:t>
+      </w:r>
+      <w:proofErr w:type="spellStart"/>
+      <w:r>
+        <w:rPr>
+          <w:rFonts w:ascii="Arial" w:eastAsia="Arial" w:hAnsi="Arial" w:cs="Arial"/>
+          <w:color w:val="333333"/>
+          <w:sz w:val="22"/>
+          <w:szCs w:val="22"/>
+        </w:rPr>
+        <w:t>borrá</w:t>
+      </w:r>
+      <w:proofErr w:type="spellEnd"/>
+      <w:r>
+        <w:rPr>
+          <w:rFonts w:ascii="Arial" w:eastAsia="Arial" w:hAnsi="Arial" w:cs="Arial"/>
+          <w:color w:val="333333"/>
+          <w:sz w:val="22"/>
+          <w:szCs w:val="22"/>
+        </w:rPr>
+        <w:t xml:space="preserve"> el caché del navegador.</w:t>
       </w:r>
     </w:p>
     <w:p>
@@ -5238,16 +6481,27 @@
           <w:sz w:val="22"/>
           <w:szCs w:val="22"/>
         </w:rPr>
-        <w:t>Sí. Los datos se guardan en Firebase (Google) con acce</w:t>
-      </w:r>
-      <w:r>
-        <w:rPr>
-          <w:rFonts w:ascii="Arial" w:eastAsia="Arial" w:hAnsi="Arial" w:cs="Arial"/>
-          <w:color w:val="333333"/>
-          <w:sz w:val="22"/>
-          <w:szCs w:val="22"/>
-        </w:rPr>
-        <w:t>so restringido solo a los tres usuarios autorizados. Los presupuestos se almacenan en la nube de Google de forma segura.</w:t>
+        <w:t xml:space="preserve">Sí. Los datos se guardan en </w:t>
+      </w:r>
+      <w:proofErr w:type="spellStart"/>
+      <w:r>
+        <w:rPr>
+          <w:rFonts w:ascii="Arial" w:eastAsia="Arial" w:hAnsi="Arial" w:cs="Arial"/>
+          <w:color w:val="333333"/>
+          <w:sz w:val="22"/>
+          <w:szCs w:val="22"/>
+        </w:rPr>
+        <w:t>Firebase</w:t>
+      </w:r>
+      <w:proofErr w:type="spellEnd"/>
+      <w:r>
+        <w:rPr>
+          <w:rFonts w:ascii="Arial" w:eastAsia="Arial" w:hAnsi="Arial" w:cs="Arial"/>
+          <w:color w:val="333333"/>
+          <w:sz w:val="22"/>
+          <w:szCs w:val="22"/>
+        </w:rPr>
+        <w:t xml:space="preserve"> (Google) con acceso restringido solo a los tres usuarios autorizados. Los presupuestos se almacenan en la nube de Google de forma segura.</w:t>
       </w:r>
     </w:p>
     <w:p>
@@ -5282,16 +6536,7 @@
           <w:sz w:val="22"/>
           <w:szCs w:val="22"/>
         </w:rPr>
-        <w:t>No. La app requiere conexión a internet para funcionar correctamente, ya que los datos se sincronizan</w:t>
-      </w:r>
-      <w:r>
-        <w:rPr>
-          <w:rFonts w:ascii="Arial" w:eastAsia="Arial" w:hAnsi="Arial" w:cs="Arial"/>
-          <w:color w:val="333333"/>
-          <w:sz w:val="22"/>
-          <w:szCs w:val="22"/>
-        </w:rPr>
-        <w:t xml:space="preserve"> en tiempo real con la nube.</w:t>
+        <w:t>No. La app requiere conexión a internet para funcionar correctamente, ya que los datos se sincronizan en tiempo real con la nube.</w:t>
       </w:r>
     </w:p>
     <w:p>
@@ -5319,14 +6564,45 @@
       <w:pPr>
         <w:spacing w:before="80" w:after="80"/>
       </w:pPr>
-      <w:r>
-        <w:rPr>
-          <w:rFonts w:ascii="Arial" w:eastAsia="Arial" w:hAnsi="Arial" w:cs="Arial"/>
-          <w:color w:val="333333"/>
-          <w:sz w:val="22"/>
-          <w:szCs w:val="22"/>
-        </w:rPr>
-        <w:t>Contactá al administrador de la app para que la restablezca desde Firebase.</w:t>
+      <w:proofErr w:type="spellStart"/>
+      <w:r>
+        <w:rPr>
+          <w:rFonts w:ascii="Arial" w:eastAsia="Arial" w:hAnsi="Arial" w:cs="Arial"/>
+          <w:color w:val="333333"/>
+          <w:sz w:val="22"/>
+          <w:szCs w:val="22"/>
+        </w:rPr>
+        <w:t>Contactá</w:t>
+      </w:r>
+      <w:proofErr w:type="spellEnd"/>
+      <w:r>
+        <w:rPr>
+          <w:rFonts w:ascii="Arial" w:eastAsia="Arial" w:hAnsi="Arial" w:cs="Arial"/>
+          <w:color w:val="333333"/>
+          <w:sz w:val="22"/>
+          <w:szCs w:val="22"/>
+        </w:rPr>
+        <w:t xml:space="preserve"> al administrador de la app para que la restablezca desde </w:t>
+      </w:r>
+      <w:proofErr w:type="spellStart"/>
+      <w:r>
+        <w:rPr>
+          <w:rFonts w:ascii="Arial" w:eastAsia="Arial" w:hAnsi="Arial" w:cs="Arial"/>
+          <w:color w:val="333333"/>
+          <w:sz w:val="22"/>
+          <w:szCs w:val="22"/>
+        </w:rPr>
+        <w:t>Firebase</w:t>
+      </w:r>
+      <w:proofErr w:type="spellEnd"/>
+      <w:r>
+        <w:rPr>
+          <w:rFonts w:ascii="Arial" w:eastAsia="Arial" w:hAnsi="Arial" w:cs="Arial"/>
+          <w:color w:val="333333"/>
+          <w:sz w:val="22"/>
+          <w:szCs w:val="22"/>
+        </w:rPr>
+        <w:t>.</w:t>
       </w:r>
     </w:p>
     <w:p>
@@ -5352,7 +6628,23 @@
           <w:rFonts w:ascii="Arial" w:eastAsia="Arial" w:hAnsi="Arial" w:cs="Arial"/>
           <w:color w:val="888888"/>
         </w:rPr>
-        <w:t>JOOLI CateringDesk · Manual de usuario · 2026</w:t>
+        <w:t xml:space="preserve">JOOLI </w:t>
+      </w:r>
+      <w:proofErr w:type="spellStart"/>
+      <w:r>
+        <w:rPr>
+          <w:rFonts w:ascii="Arial" w:eastAsia="Arial" w:hAnsi="Arial" w:cs="Arial"/>
+          <w:color w:val="888888"/>
+        </w:rPr>
+        <w:t>CateringDesk</w:t>
+      </w:r>
+      <w:proofErr w:type="spellEnd"/>
+      <w:r>
+        <w:rPr>
+          <w:rFonts w:ascii="Arial" w:eastAsia="Arial" w:hAnsi="Arial" w:cs="Arial"/>
+          <w:color w:val="888888"/>
+        </w:rPr>
+        <w:t xml:space="preserve"> · Manual de usuario · 2026</w:t>
       </w:r>
     </w:p>
     <w:sectPr>
@@ -6433,4 +7725,16 @@
     </a:ext>
   </a:extLst>
 </a:theme>
+</file>
+
+<file path=customXml/item1.xml><?xml version="1.0" encoding="utf-8"?>
+<b:Sources xmlns:b="http://schemas.openxmlformats.org/officeDocument/2006/bibliography" xmlns="http://schemas.openxmlformats.org/officeDocument/2006/bibliography" SelectedStyle="\APASixthEditionOfficeOnline.xsl" StyleName="APA" Version="6"/>
+</file>
+
+<file path=customXml/itemProps1.xml><?xml version="1.0" encoding="utf-8"?>
+<ds:datastoreItem xmlns:ds="http://schemas.openxmlformats.org/officeDocument/2006/customXml" ds:itemID="{84793726-22DC-468B-A2B4-58A0B1B3BC26}">
+  <ds:schemaRefs>
+    <ds:schemaRef ds:uri="http://schemas.openxmlformats.org/officeDocument/2006/bibliography"/>
+  </ds:schemaRefs>
+</ds:datastoreItem>
 </file>